--- a/Documentation/CERTIFICATE OF COMPLETION.docx
+++ b/Documentation/CERTIFICATE OF COMPLETION.docx
@@ -18,35 +18,6 @@
           <w:lang w:eastAsia="en-IN" w:bidi="mr-IN"/>
         </w:rPr>
       </w:pPr>
-      <w:bookmarkStart w:id="0" w:name="_GoBack"/>
-      <w:bookmarkEnd w:id="0"/>
-      <w:r>
-        <w:rPr>
-          <w:rFonts w:ascii="Times New Roman" w:eastAsia="Times New Roman" w:hAnsi="Times New Roman" w:cs="Times New Roman"/>
-          <w:b/>
-          <w:bCs/>
-          <w:color w:val="4472C4" w:themeColor="accent1"/>
-          <w:kern w:val="36"/>
-          <w:sz w:val="48"/>
-          <w:szCs w:val="48"/>
-          <w:lang w:eastAsia="en-IN" w:bidi="mr-IN"/>
-        </w:rPr>
-        <w:t>CERTIFICATE OF COMPLETION</w:t>
-      </w:r>
-    </w:p>
-    <w:p>
-      <w:pPr>
-        <w:spacing w:before="100" w:beforeAutospacing="1" w:after="100" w:afterAutospacing="1" w:line="240" w:lineRule="auto"/>
-        <w:outlineLvl w:val="0"/>
-        <w:rPr>
-          <w:rFonts w:ascii="Times New Roman" w:eastAsia="Times New Roman" w:hAnsi="Times New Roman" w:cs="Times New Roman"/>
-          <w:b/>
-          <w:bCs/>
-          <w:sz w:val="28"/>
-          <w:szCs w:val="28"/>
-          <w:lang w:eastAsia="en-IN" w:bidi="mr-IN"/>
-        </w:rPr>
-      </w:pPr>
       <w:r>
         <w:rPr>
           <w:rFonts w:ascii="Times New Roman" w:eastAsia="Times New Roman" w:hAnsi="Times New Roman" w:cs="Times New Roman"/>
@@ -59,10 +30,10 @@
           <wp:anchor distT="0" distB="0" distL="114300" distR="114300" simplePos="0" relativeHeight="251658240" behindDoc="0" locked="0" layoutInCell="1" allowOverlap="1">
             <wp:simplePos x="0" y="0"/>
             <wp:positionH relativeFrom="margin">
-              <wp:align>right</wp:align>
+              <wp:posOffset>5163820</wp:posOffset>
             </wp:positionH>
             <wp:positionV relativeFrom="margin">
-              <wp:posOffset>701040</wp:posOffset>
+              <wp:posOffset>-160020</wp:posOffset>
             </wp:positionV>
             <wp:extent cx="1082040" cy="1082040"/>
             <wp:effectExtent l="0" t="0" r="3810" b="3810"/>
@@ -123,15 +94,42 @@
           <w:rFonts w:ascii="Times New Roman" w:eastAsia="Times New Roman" w:hAnsi="Times New Roman" w:cs="Times New Roman"/>
           <w:b/>
           <w:bCs/>
-          <w:sz w:val="28"/>
-          <w:szCs w:val="28"/>
-          <w:lang w:eastAsia="en-IN" w:bidi="mr-IN"/>
-        </w:rPr>
-        <w:t>AABHA DENTAL CLINIC</w:t>
+          <w:color w:val="4472C4" w:themeColor="accent1"/>
+          <w:kern w:val="36"/>
+          <w:sz w:val="48"/>
+          <w:szCs w:val="48"/>
+          <w:lang w:eastAsia="en-IN" w:bidi="mr-IN"/>
+        </w:rPr>
+        <w:t>CERTIFICATE OF COMPLETION</w:t>
       </w:r>
     </w:p>
     <w:p>
       <w:pPr>
+        <w:spacing w:before="100" w:beforeAutospacing="1" w:after="100" w:afterAutospacing="1" w:line="240" w:lineRule="auto"/>
+        <w:outlineLvl w:val="0"/>
+        <w:rPr>
+          <w:rFonts w:ascii="Times New Roman" w:eastAsia="Times New Roman" w:hAnsi="Times New Roman" w:cs="Times New Roman"/>
+          <w:b/>
+          <w:bCs/>
+          <w:sz w:val="28"/>
+          <w:szCs w:val="28"/>
+          <w:lang w:eastAsia="en-IN" w:bidi="mr-IN"/>
+        </w:rPr>
+      </w:pPr>
+      <w:r>
+        <w:rPr>
+          <w:rFonts w:ascii="Times New Roman" w:eastAsia="Times New Roman" w:hAnsi="Times New Roman" w:cs="Times New Roman"/>
+          <w:b/>
+          <w:bCs/>
+          <w:sz w:val="28"/>
+          <w:szCs w:val="28"/>
+          <w:lang w:eastAsia="en-IN" w:bidi="mr-IN"/>
+        </w:rPr>
+        <w:t>AABHA DENTAL CLINIC</w:t>
+      </w:r>
+    </w:p>
+    <w:p>
+      <w:pPr>
         <w:spacing w:before="100" w:beforeAutospacing="1" w:after="100" w:afterAutospacing="1" w:line="360" w:lineRule="auto"/>
         <w:outlineLvl w:val="0"/>
         <w:rPr>
@@ -188,6 +186,8 @@
         </w:rPr>
         <w:t>, Maharashtra - 416410</w:t>
       </w:r>
+      <w:bookmarkStart w:id="0" w:name="_GoBack"/>
+      <w:bookmarkEnd w:id="0"/>
       <w:r>
         <w:rPr>
           <w:rFonts w:ascii="Times New Roman" w:eastAsia="Times New Roman" w:hAnsi="Times New Roman" w:cs="Times New Roman"/>

--- a/Documentation/CERTIFICATE OF COMPLETION.docx
+++ b/Documentation/CERTIFICATE OF COMPLETION.docx
@@ -4,109 +4,537 @@
   <w:body>
     <w:p>
       <w:pPr>
-        <w:spacing w:before="100" w:beforeAutospacing="1" w:after="100" w:afterAutospacing="1" w:line="240" w:lineRule="auto"/>
+        <w:pStyle w:val="Subtitle"/>
         <w:jc w:val="center"/>
-        <w:outlineLvl w:val="0"/>
-        <w:rPr>
-          <w:rFonts w:ascii="Times New Roman" w:eastAsia="Times New Roman" w:hAnsi="Times New Roman" w:cs="Times New Roman"/>
+        <w:rPr>
+          <w:rStyle w:val="Hyperlink"/>
+          <w:rFonts w:ascii="Arimo Fallback" w:eastAsiaTheme="minorHAnsi" w:hAnsi="Arimo Fallback"/>
           <w:b/>
           <w:bCs/>
           <w:color w:val="4472C4" w:themeColor="accent1"/>
-          <w:kern w:val="36"/>
+          <w:spacing w:val="0"/>
           <w:sz w:val="48"/>
-          <w:szCs w:val="48"/>
-          <w:lang w:eastAsia="en-IN" w:bidi="mr-IN"/>
-        </w:rPr>
-      </w:pPr>
-      <w:r>
+          <w:szCs w:val="144"/>
+          <w:u w:val="none"/>
+          <w:shd w:val="clear" w:color="auto" w:fill="FFFFFF"/>
+        </w:rPr>
+      </w:pPr>
+      <w:r>
+        <w:rPr>
+          <w:rStyle w:val="Hyperlink"/>
+          <w:rFonts w:ascii="Arimo Fallback" w:eastAsiaTheme="minorHAnsi" w:hAnsi="Arimo Fallback"/>
+          <w:b/>
+          <w:bCs/>
+          <w:color w:val="4472C4" w:themeColor="accent1"/>
+          <w:spacing w:val="0"/>
+          <w:sz w:val="48"/>
+          <w:szCs w:val="144"/>
+          <w:u w:val="none"/>
+          <w:shd w:val="clear" w:color="auto" w:fill="FFFFFF"/>
+        </w:rPr>
+        <w:t>AABHA DENTAL CLINIC &amp; SMILE CENTER</w:t>
+      </w:r>
+    </w:p>
+    <w:p/>
+    <w:p>
+      <w:pPr>
+        <w:pBdr>
+          <w:bottom w:val="single" w:sz="4" w:space="1" w:color="auto"/>
+        </w:pBdr>
+        <w:spacing w:before="100" w:beforeAutospacing="1" w:after="100" w:afterAutospacing="1" w:line="360" w:lineRule="auto"/>
+        <w:outlineLvl w:val="0"/>
+        <w:rPr>
+          <w:rStyle w:val="Hyperlink"/>
+          <w:rFonts w:ascii="Arimo Fallback" w:hAnsi="Arimo Fallback"/>
+          <w:color w:val="111827"/>
+          <w:sz w:val="28"/>
+          <w:szCs w:val="28"/>
+          <w:u w:val="none"/>
+          <w:shd w:val="clear" w:color="auto" w:fill="FFFFFF"/>
+        </w:rPr>
+      </w:pPr>
+      <w:r>
+        <w:rPr>
+          <w:rStyle w:val="Hyperlink"/>
+          <w:rFonts w:ascii="Arimo Fallback" w:hAnsi="Arimo Fallback"/>
+          <w:color w:val="000000" w:themeColor="text1"/>
+          <w:sz w:val="28"/>
+          <w:szCs w:val="28"/>
+          <w:u w:val="none"/>
+          <w:shd w:val="clear" w:color="auto" w:fill="FFFFFF"/>
+        </w:rPr>
+        <w:t>Near Bedag Stand, Bedag</w:t>
+      </w:r>
+      <w:r>
+        <w:rPr>
+          <w:rStyle w:val="Hyperlink"/>
+          <w:rFonts w:ascii="Arimo Fallback" w:hAnsi="Arimo Fallback"/>
+          <w:color w:val="000000" w:themeColor="text1"/>
+          <w:sz w:val="28"/>
+          <w:szCs w:val="28"/>
+          <w:u w:val="none"/>
+          <w:shd w:val="clear" w:color="auto" w:fill="FFFFFF"/>
+        </w:rPr>
+        <w:br/>
+      </w:r>
+      <w:r>
+        <w:rPr>
+          <w:rStyle w:val="Hyperlink"/>
+          <w:rFonts w:ascii="Arimo Fallback" w:hAnsi="Arimo Fallback"/>
+          <w:color w:val="000000" w:themeColor="text1"/>
+          <w:sz w:val="28"/>
+          <w:szCs w:val="28"/>
+          <w:u w:val="none"/>
+          <w:shd w:val="clear" w:color="auto" w:fill="FFFFFF"/>
+        </w:rPr>
+        <w:t xml:space="preserve">Miraj, </w:t>
+      </w:r>
+      <w:proofErr w:type="spellStart"/>
+      <w:r>
+        <w:rPr>
+          <w:rStyle w:val="Hyperlink"/>
+          <w:rFonts w:ascii="Arimo Fallback" w:hAnsi="Arimo Fallback"/>
+          <w:color w:val="000000" w:themeColor="text1"/>
+          <w:sz w:val="28"/>
+          <w:szCs w:val="28"/>
+          <w:u w:val="none"/>
+          <w:shd w:val="clear" w:color="auto" w:fill="FFFFFF"/>
+        </w:rPr>
+        <w:t>Sangli</w:t>
+      </w:r>
+      <w:proofErr w:type="spellEnd"/>
+      <w:r>
+        <w:rPr>
+          <w:rStyle w:val="Hyperlink"/>
+          <w:rFonts w:ascii="Arimo Fallback" w:hAnsi="Arimo Fallback"/>
+          <w:color w:val="000000" w:themeColor="text1"/>
+          <w:sz w:val="28"/>
+          <w:szCs w:val="28"/>
+          <w:u w:val="none"/>
+          <w:shd w:val="clear" w:color="auto" w:fill="FFFFFF"/>
+        </w:rPr>
+        <w:t>, Maharashtra - 416410</w:t>
+      </w:r>
+      <w:r>
+        <w:rPr>
+          <w:rStyle w:val="Hyperlink"/>
+          <w:rFonts w:ascii="Arimo Fallback" w:hAnsi="Arimo Fallback"/>
+          <w:color w:val="000000" w:themeColor="text1"/>
+          <w:sz w:val="28"/>
+          <w:szCs w:val="28"/>
+          <w:u w:val="none"/>
+          <w:shd w:val="clear" w:color="auto" w:fill="FFFFFF"/>
+        </w:rPr>
+        <w:br/>
+      </w:r>
+      <w:r>
+        <w:rPr>
+          <w:rStyle w:val="Hyperlink"/>
+          <w:rFonts w:ascii="Arimo Fallback" w:hAnsi="Arimo Fallback"/>
+          <w:color w:val="000000" w:themeColor="text1"/>
+          <w:sz w:val="28"/>
+          <w:szCs w:val="28"/>
+          <w:u w:val="none"/>
+          <w:shd w:val="clear" w:color="auto" w:fill="FFFFFF"/>
+        </w:rPr>
+        <w:t>Phone:</w:t>
+      </w:r>
+      <w:r>
+        <w:rPr>
+          <w:rStyle w:val="Hyperlink"/>
+          <w:rFonts w:ascii="Arimo Fallback" w:hAnsi="Arimo Fallback"/>
+          <w:color w:val="000000" w:themeColor="text1"/>
+          <w:sz w:val="28"/>
+          <w:szCs w:val="28"/>
+          <w:u w:val="none"/>
+          <w:shd w:val="clear" w:color="auto" w:fill="FFFFFF"/>
+        </w:rPr>
+        <w:t xml:space="preserve"> </w:t>
+      </w:r>
+      <w:hyperlink r:id="rId7" w:history="1">
+        <w:r>
+          <w:rPr>
+            <w:rStyle w:val="Hyperlink"/>
+            <w:rFonts w:ascii="Arimo Fallback" w:hAnsi="Arimo Fallback"/>
+            <w:color w:val="000000" w:themeColor="text1"/>
+            <w:sz w:val="28"/>
+            <w:szCs w:val="28"/>
+            <w:u w:val="none"/>
+            <w:shd w:val="clear" w:color="auto" w:fill="FFFFFF"/>
+          </w:rPr>
+          <w:t>+91 7972933329</w:t>
+        </w:r>
+      </w:hyperlink>
+    </w:p>
+    <w:p>
+      <w:pPr>
+        <w:spacing w:before="100" w:beforeAutospacing="1" w:after="100" w:afterAutospacing="1" w:line="360" w:lineRule="auto"/>
+        <w:outlineLvl w:val="0"/>
+        <w:rPr>
+          <w:rStyle w:val="Hyperlink"/>
+          <w:rFonts w:ascii="Arimo Fallback" w:hAnsi="Arimo Fallback"/>
+          <w:color w:val="111827"/>
+          <w:sz w:val="28"/>
+          <w:szCs w:val="28"/>
+          <w:u w:val="none"/>
+          <w:shd w:val="clear" w:color="auto" w:fill="FFFFFF"/>
+        </w:rPr>
+      </w:pPr>
+    </w:p>
+    <w:p>
+      <w:pPr>
+        <w:pStyle w:val="Subtitle"/>
+        <w:jc w:val="center"/>
+        <w:rPr>
+          <w:rFonts w:ascii="Arimo Fallback" w:eastAsiaTheme="minorHAnsi" w:hAnsi="Arimo Fallback"/>
+          <w:color w:val="2F5496" w:themeColor="accent1" w:themeShade="BF"/>
+          <w:spacing w:val="0"/>
+          <w:sz w:val="48"/>
+          <w:szCs w:val="144"/>
+          <w:shd w:val="clear" w:color="auto" w:fill="FFFFFF"/>
+        </w:rPr>
+      </w:pPr>
+      <w:r>
+        <w:rPr>
+          <w:rStyle w:val="Hyperlink"/>
+          <w:rFonts w:ascii="Arimo Fallback" w:eastAsiaTheme="minorHAnsi" w:hAnsi="Arimo Fallback"/>
+          <w:color w:val="2F5496" w:themeColor="accent1" w:themeShade="BF"/>
+          <w:spacing w:val="0"/>
+          <w:sz w:val="48"/>
+          <w:szCs w:val="144"/>
+          <w:u w:val="none"/>
+          <w:shd w:val="clear" w:color="auto" w:fill="FFFFFF"/>
+        </w:rPr>
+        <w:t>CERTIFICATE OF COMPLETION</w:t>
+      </w:r>
+    </w:p>
+    <w:p>
+      <w:pPr>
+        <w:spacing w:before="100" w:beforeAutospacing="1" w:after="100" w:afterAutospacing="1" w:line="360" w:lineRule="auto"/>
+        <w:rPr>
+          <w:rStyle w:val="Hyperlink"/>
+          <w:rFonts w:ascii="Arimo Fallback" w:hAnsi="Arimo Fallback"/>
+          <w:color w:val="000000" w:themeColor="text1"/>
+          <w:sz w:val="30"/>
+          <w:szCs w:val="36"/>
+          <w:u w:val="none"/>
+          <w:shd w:val="clear" w:color="auto" w:fill="FFFFFF"/>
+        </w:rPr>
+      </w:pPr>
+      <w:r>
+        <w:rPr>
+          <w:rStyle w:val="Hyperlink"/>
+          <w:rFonts w:ascii="Arimo Fallback" w:hAnsi="Arimo Fallback"/>
+          <w:color w:val="000000" w:themeColor="text1"/>
+          <w:sz w:val="30"/>
+          <w:szCs w:val="36"/>
+          <w:u w:val="none"/>
+          <w:shd w:val="clear" w:color="auto" w:fill="FFFFFF"/>
+        </w:rPr>
+        <w:t xml:space="preserve">This is to certify that </w:t>
+      </w:r>
+      <w:r>
+        <w:rPr>
+          <w:rStyle w:val="Hyperlink"/>
+          <w:rFonts w:ascii="Arimo Fallback" w:hAnsi="Arimo Fallback"/>
+          <w:b/>
+          <w:bCs/>
+          <w:color w:val="000000" w:themeColor="text1"/>
+          <w:sz w:val="30"/>
+          <w:szCs w:val="36"/>
+          <w:u w:val="none"/>
+          <w:shd w:val="clear" w:color="auto" w:fill="FFFFFF"/>
+        </w:rPr>
+        <w:t>Mr. Somnath Jadhav</w:t>
+      </w:r>
+      <w:r>
+        <w:rPr>
+          <w:rStyle w:val="Hyperlink"/>
+          <w:rFonts w:ascii="Arimo Fallback" w:hAnsi="Arimo Fallback"/>
+          <w:color w:val="000000" w:themeColor="text1"/>
+          <w:sz w:val="30"/>
+          <w:szCs w:val="36"/>
+          <w:u w:val="none"/>
+          <w:shd w:val="clear" w:color="auto" w:fill="FFFFFF"/>
+        </w:rPr>
+        <w:t xml:space="preserve"> and </w:t>
+      </w:r>
+      <w:r>
+        <w:rPr>
+          <w:rStyle w:val="Hyperlink"/>
+          <w:rFonts w:ascii="Arimo Fallback" w:hAnsi="Arimo Fallback"/>
+          <w:b/>
+          <w:bCs/>
+          <w:color w:val="000000" w:themeColor="text1"/>
+          <w:sz w:val="30"/>
+          <w:szCs w:val="36"/>
+          <w:u w:val="none"/>
+          <w:shd w:val="clear" w:color="auto" w:fill="FFFFFF"/>
+        </w:rPr>
+        <w:t>Mr. Rohan Chavan</w:t>
+      </w:r>
+      <w:r>
+        <w:rPr>
+          <w:rStyle w:val="Hyperlink"/>
+          <w:rFonts w:ascii="Arimo Fallback" w:hAnsi="Arimo Fallback"/>
+          <w:color w:val="000000" w:themeColor="text1"/>
+          <w:sz w:val="30"/>
+          <w:szCs w:val="36"/>
+          <w:u w:val="none"/>
+          <w:shd w:val="clear" w:color="auto" w:fill="FFFFFF"/>
+        </w:rPr>
+        <w:t xml:space="preserve"> </w:t>
+      </w:r>
+      <w:r>
+        <w:rPr>
+          <w:rStyle w:val="Hyperlink"/>
+          <w:rFonts w:ascii="Arimo Fallback" w:hAnsi="Arimo Fallback"/>
+          <w:color w:val="000000" w:themeColor="text1"/>
+          <w:sz w:val="30"/>
+          <w:szCs w:val="36"/>
+          <w:u w:val="none"/>
+          <w:shd w:val="clear" w:color="auto" w:fill="FFFFFF"/>
+        </w:rPr>
+        <w:t xml:space="preserve">have successfully completed the project titled </w:t>
+      </w:r>
+      <w:r>
+        <w:rPr>
+          <w:rStyle w:val="Hyperlink"/>
+          <w:rFonts w:ascii="Arimo Fallback" w:hAnsi="Arimo Fallback"/>
+          <w:b/>
+          <w:bCs/>
+          <w:color w:val="000000" w:themeColor="text1"/>
+          <w:sz w:val="30"/>
+          <w:szCs w:val="36"/>
+          <w:u w:val="none"/>
+          <w:shd w:val="clear" w:color="auto" w:fill="FFFFFF"/>
+        </w:rPr>
+        <w:t xml:space="preserve">“Dental Clinic </w:t>
+      </w:r>
+      <w:r>
+        <w:rPr>
+          <w:rStyle w:val="Hyperlink"/>
+          <w:rFonts w:ascii="Arimo Fallback" w:hAnsi="Arimo Fallback"/>
+          <w:b/>
+          <w:bCs/>
+          <w:color w:val="000000" w:themeColor="text1"/>
+          <w:sz w:val="30"/>
+          <w:szCs w:val="36"/>
+          <w:u w:val="none"/>
+          <w:shd w:val="clear" w:color="auto" w:fill="FFFFFF"/>
+        </w:rPr>
+        <w:t xml:space="preserve">Appointment </w:t>
+      </w:r>
+      <w:r>
+        <w:rPr>
+          <w:rStyle w:val="Hyperlink"/>
+          <w:rFonts w:ascii="Arimo Fallback" w:hAnsi="Arimo Fallback"/>
+          <w:b/>
+          <w:bCs/>
+          <w:color w:val="000000" w:themeColor="text1"/>
+          <w:sz w:val="30"/>
+          <w:szCs w:val="36"/>
+          <w:u w:val="none"/>
+          <w:shd w:val="clear" w:color="auto" w:fill="FFFFFF"/>
+        </w:rPr>
+        <w:t>System”</w:t>
+      </w:r>
+      <w:r>
+        <w:rPr>
+          <w:rStyle w:val="Hyperlink"/>
+          <w:rFonts w:ascii="Arimo Fallback" w:hAnsi="Arimo Fallback"/>
+          <w:color w:val="000000" w:themeColor="text1"/>
+          <w:sz w:val="30"/>
+          <w:szCs w:val="36"/>
+          <w:u w:val="none"/>
+          <w:shd w:val="clear" w:color="auto" w:fill="FFFFFF"/>
+        </w:rPr>
+        <w:t xml:space="preserve"> for </w:t>
+      </w:r>
+      <w:proofErr w:type="spellStart"/>
+      <w:r>
+        <w:rPr>
+          <w:rStyle w:val="Hyperlink"/>
+          <w:rFonts w:ascii="Arimo Fallback" w:hAnsi="Arimo Fallback"/>
+          <w:color w:val="000000" w:themeColor="text1"/>
+          <w:sz w:val="30"/>
+          <w:szCs w:val="36"/>
+          <w:u w:val="none"/>
+          <w:shd w:val="clear" w:color="auto" w:fill="FFFFFF"/>
+        </w:rPr>
+        <w:t>Aabha</w:t>
+      </w:r>
+      <w:proofErr w:type="spellEnd"/>
+      <w:r>
+        <w:rPr>
+          <w:rStyle w:val="Hyperlink"/>
+          <w:rFonts w:ascii="Arimo Fallback" w:hAnsi="Arimo Fallback"/>
+          <w:color w:val="000000" w:themeColor="text1"/>
+          <w:sz w:val="30"/>
+          <w:szCs w:val="36"/>
+          <w:u w:val="none"/>
+          <w:shd w:val="clear" w:color="auto" w:fill="FFFFFF"/>
+        </w:rPr>
+        <w:t xml:space="preserve"> Dental Clinic as part of their academic curriculum.</w:t>
+      </w:r>
+    </w:p>
+    <w:p>
+      <w:pPr>
+        <w:spacing w:before="100" w:beforeAutospacing="1" w:after="100" w:afterAutospacing="1" w:line="360" w:lineRule="auto"/>
+        <w:rPr>
+          <w:rStyle w:val="Hyperlink"/>
+          <w:rFonts w:ascii="Arimo Fallback" w:hAnsi="Arimo Fallback"/>
+          <w:color w:val="000000" w:themeColor="text1"/>
+          <w:sz w:val="30"/>
+          <w:szCs w:val="36"/>
+          <w:u w:val="none"/>
+          <w:shd w:val="clear" w:color="auto" w:fill="FFFFFF"/>
+        </w:rPr>
+      </w:pPr>
+      <w:r>
+        <w:rPr>
+          <w:rStyle w:val="Hyperlink"/>
+          <w:rFonts w:ascii="Arimo Fallback" w:hAnsi="Arimo Fallback"/>
+          <w:color w:val="000000" w:themeColor="text1"/>
+          <w:sz w:val="30"/>
+          <w:szCs w:val="36"/>
+          <w:u w:val="none"/>
+          <w:shd w:val="clear" w:color="auto" w:fill="FFFFFF"/>
+        </w:rPr>
+        <w:t>During the project, they developed a web-based system for managing appointments, patient records, and automated email reminders. The system helps improve clinic efficiency by reducing manual work and ensuring timely communication with patients.</w:t>
+      </w:r>
+    </w:p>
+    <w:p>
+      <w:pPr>
+        <w:spacing w:before="100" w:beforeAutospacing="1" w:after="100" w:afterAutospacing="1" w:line="360" w:lineRule="auto"/>
+        <w:rPr>
+          <w:rStyle w:val="Hyperlink"/>
+          <w:rFonts w:ascii="Arimo Fallback" w:hAnsi="Arimo Fallback"/>
+          <w:color w:val="000000" w:themeColor="text1"/>
+          <w:sz w:val="30"/>
+          <w:szCs w:val="36"/>
+          <w:u w:val="none"/>
+          <w:shd w:val="clear" w:color="auto" w:fill="FFFFFF"/>
+        </w:rPr>
+      </w:pPr>
+      <w:r>
+        <w:rPr>
+          <w:rStyle w:val="Hyperlink"/>
+          <w:rFonts w:ascii="Arimo Fallback" w:hAnsi="Arimo Fallback"/>
+          <w:color w:val="000000" w:themeColor="text1"/>
+          <w:sz w:val="30"/>
+          <w:szCs w:val="36"/>
+          <w:u w:val="none"/>
+          <w:shd w:val="clear" w:color="auto" w:fill="FFFFFF"/>
+        </w:rPr>
+        <w:t>We appreciate their dedication, technical skills, and sincere efforts in understanding the clinic requirements and delivering a practical digital solution.</w:t>
+      </w:r>
+    </w:p>
+    <w:p>
+      <w:pPr>
+        <w:spacing w:after="100" w:afterAutospacing="1" w:line="360" w:lineRule="auto"/>
         <w:rPr>
           <w:rFonts w:ascii="Times New Roman" w:eastAsia="Times New Roman" w:hAnsi="Times New Roman" w:cs="Times New Roman"/>
-          <w:noProof/>
           <w:sz w:val="28"/>
           <w:szCs w:val="28"/>
           <w:lang w:eastAsia="en-IN" w:bidi="mr-IN"/>
         </w:rPr>
-        <w:drawing>
-          <wp:anchor distT="0" distB="0" distL="114300" distR="114300" simplePos="0" relativeHeight="251658240" behindDoc="0" locked="0" layoutInCell="1" allowOverlap="1">
-            <wp:simplePos x="0" y="0"/>
-            <wp:positionH relativeFrom="margin">
-              <wp:posOffset>5163820</wp:posOffset>
-            </wp:positionH>
-            <wp:positionV relativeFrom="margin">
-              <wp:posOffset>-160020</wp:posOffset>
-            </wp:positionV>
-            <wp:extent cx="1082040" cy="1082040"/>
-            <wp:effectExtent l="0" t="0" r="3810" b="3810"/>
-            <wp:wrapSquare wrapText="bothSides"/>
-            <wp:docPr id="1" name="Picture 1"/>
-            <wp:cNvGraphicFramePr>
-              <a:graphicFrameLocks xmlns:a="http://schemas.openxmlformats.org/drawingml/2006/main" noChangeAspect="1"/>
-            </wp:cNvGraphicFramePr>
-            <a:graphic xmlns:a="http://schemas.openxmlformats.org/drawingml/2006/main">
-              <a:graphicData uri="http://schemas.openxmlformats.org/drawingml/2006/picture">
-                <pic:pic xmlns:pic="http://schemas.openxmlformats.org/drawingml/2006/picture">
-                  <pic:nvPicPr>
-                    <pic:cNvPr id="1" name="AABHA_Dental.jpeg"/>
-                    <pic:cNvPicPr/>
-                  </pic:nvPicPr>
-                  <pic:blipFill rotWithShape="1">
-                    <a:blip r:embed="rId5" cstate="print">
-                      <a:extLst>
-                        <a:ext uri="{28A0092B-C50C-407E-A947-70E740481C1C}">
-                          <a14:useLocalDpi xmlns:a14="http://schemas.microsoft.com/office/drawing/2010/main" val="0"/>
-                        </a:ext>
-                      </a:extLst>
-                    </a:blip>
-                    <a:srcRect l="2976" r="2976"/>
-                    <a:stretch/>
-                  </pic:blipFill>
-                  <pic:spPr bwMode="auto">
-                    <a:xfrm>
-                      <a:off x="0" y="0"/>
-                      <a:ext cx="1082040" cy="1082040"/>
-                    </a:xfrm>
-                    <a:prstGeom prst="rect">
-                      <a:avLst/>
-                    </a:prstGeom>
-                    <a:ln>
-                      <a:noFill/>
-                    </a:ln>
-                    <a:extLst>
-                      <a:ext uri="{53640926-AAD7-44D8-BBD7-CCE9431645EC}">
-                        <a14:shadowObscured xmlns:a14="http://schemas.microsoft.com/office/drawing/2010/main"/>
-                      </a:ext>
-                    </a:extLst>
-                  </pic:spPr>
-                </pic:pic>
-              </a:graphicData>
-            </a:graphic>
-            <wp14:sizeRelH relativeFrom="margin">
-              <wp14:pctWidth>0</wp14:pctWidth>
-            </wp14:sizeRelH>
-            <wp14:sizeRelV relativeFrom="margin">
-              <wp14:pctHeight>0</wp14:pctHeight>
-            </wp14:sizeRelV>
-          </wp:anchor>
-        </w:drawing>
-      </w:r>
-      <w:r>
-        <w:rPr>
-          <w:rFonts w:ascii="Times New Roman" w:eastAsia="Times New Roman" w:hAnsi="Times New Roman" w:cs="Times New Roman"/>
-          <w:b/>
-          <w:bCs/>
-          <w:color w:val="4472C4" w:themeColor="accent1"/>
-          <w:kern w:val="36"/>
-          <w:sz w:val="48"/>
-          <w:szCs w:val="48"/>
-          <w:lang w:eastAsia="en-IN" w:bidi="mr-IN"/>
-        </w:rPr>
-        <w:t>CERTIFICATE OF COMPLETION</w:t>
+      </w:pPr>
+      <w:r>
+        <w:rPr>
+          <w:rStyle w:val="Hyperlink"/>
+          <w:rFonts w:ascii="Arimo Fallback" w:hAnsi="Arimo Fallback"/>
+          <w:color w:val="000000" w:themeColor="text1"/>
+          <w:sz w:val="30"/>
+          <w:szCs w:val="36"/>
+          <w:u w:val="none"/>
+          <w:shd w:val="clear" w:color="auto" w:fill="FFFFFF"/>
+        </w:rPr>
+        <w:t xml:space="preserve">We wish them success in their </w:t>
+      </w:r>
+      <w:r>
+        <w:rPr>
+          <w:rStyle w:val="Hyperlink"/>
+          <w:rFonts w:ascii="Arimo Fallback" w:hAnsi="Arimo Fallback"/>
+          <w:color w:val="000000" w:themeColor="text1"/>
+          <w:sz w:val="30"/>
+          <w:szCs w:val="36"/>
+          <w:u w:val="none"/>
+          <w:shd w:val="clear" w:color="auto" w:fill="FFFFFF"/>
+        </w:rPr>
+        <w:t>future.</w:t>
       </w:r>
     </w:p>
     <w:p>
       <w:pPr>
-        <w:spacing w:before="100" w:beforeAutospacing="1" w:after="100" w:afterAutospacing="1" w:line="240" w:lineRule="auto"/>
-        <w:outlineLvl w:val="0"/>
+        <w:pStyle w:val="NoSpacing"/>
+        <w:spacing w:line="360" w:lineRule="auto"/>
+        <w:rPr>
+          <w:rStyle w:val="Hyperlink"/>
+          <w:rFonts w:ascii="Arimo Fallback" w:hAnsi="Arimo Fallback"/>
+          <w:color w:val="000000" w:themeColor="text1"/>
+          <w:sz w:val="30"/>
+          <w:szCs w:val="36"/>
+          <w:u w:val="none"/>
+          <w:shd w:val="clear" w:color="auto" w:fill="FFFFFF"/>
+        </w:rPr>
+      </w:pPr>
+      <w:r>
+        <w:rPr>
+          <w:rStyle w:val="Hyperlink"/>
+          <w:rFonts w:ascii="Arimo Fallback" w:hAnsi="Arimo Fallback"/>
+          <w:color w:val="000000" w:themeColor="text1"/>
+          <w:sz w:val="30"/>
+          <w:szCs w:val="36"/>
+          <w:u w:val="none"/>
+          <w:shd w:val="clear" w:color="auto" w:fill="FFFFFF"/>
+        </w:rPr>
+        <w:t xml:space="preserve">Date: </w:t>
+      </w:r>
+      <w:bookmarkStart w:id="0" w:name="_GoBack"/>
+      <w:bookmarkEnd w:id="0"/>
+    </w:p>
+    <w:p>
+      <w:pPr>
+        <w:pStyle w:val="NoSpacing"/>
+        <w:spacing w:line="360" w:lineRule="auto"/>
+        <w:rPr>
+          <w:rStyle w:val="Hyperlink"/>
+          <w:rFonts w:ascii="Arimo Fallback" w:hAnsi="Arimo Fallback"/>
+          <w:color w:val="000000" w:themeColor="text1"/>
+          <w:sz w:val="30"/>
+          <w:szCs w:val="36"/>
+          <w:u w:val="none"/>
+          <w:shd w:val="clear" w:color="auto" w:fill="FFFFFF"/>
+        </w:rPr>
+      </w:pPr>
+      <w:r>
+        <w:rPr>
+          <w:rStyle w:val="Hyperlink"/>
+          <w:rFonts w:ascii="Arimo Fallback" w:hAnsi="Arimo Fallback"/>
+          <w:color w:val="000000" w:themeColor="text1"/>
+          <w:sz w:val="30"/>
+          <w:szCs w:val="36"/>
+          <w:u w:val="none"/>
+          <w:shd w:val="clear" w:color="auto" w:fill="FFFFFF"/>
+        </w:rPr>
+        <w:t xml:space="preserve">Place: </w:t>
+      </w:r>
+    </w:p>
+    <w:p>
+      <w:pPr>
+        <w:spacing w:before="100" w:beforeAutospacing="1" w:after="100" w:afterAutospacing="1" w:line="360" w:lineRule="auto"/>
+        <w:ind w:left="3600"/>
+        <w:jc w:val="right"/>
+        <w:rPr>
+          <w:rFonts w:ascii="Times New Roman" w:eastAsia="Times New Roman" w:hAnsi="Times New Roman" w:cs="Times New Roman"/>
+          <w:sz w:val="24"/>
+          <w:szCs w:val="24"/>
+          <w:lang w:eastAsia="en-IN" w:bidi="mr-IN"/>
+        </w:rPr>
+      </w:pPr>
+      <w:proofErr w:type="spellStart"/>
+      <w:r>
         <w:rPr>
           <w:rFonts w:ascii="Times New Roman" w:eastAsia="Times New Roman" w:hAnsi="Times New Roman" w:cs="Times New Roman"/>
           <w:b/>
@@ -115,7 +543,9 @@
           <w:szCs w:val="28"/>
           <w:lang w:eastAsia="en-IN" w:bidi="mr-IN"/>
         </w:rPr>
-      </w:pPr>
+        <w:t>Dr.</w:t>
+      </w:r>
+      <w:proofErr w:type="spellEnd"/>
       <w:r>
         <w:rPr>
           <w:rFonts w:ascii="Times New Roman" w:eastAsia="Times New Roman" w:hAnsi="Times New Roman" w:cs="Times New Roman"/>
@@ -125,109 +555,7 @@
           <w:szCs w:val="28"/>
           <w:lang w:eastAsia="en-IN" w:bidi="mr-IN"/>
         </w:rPr>
-        <w:t>AABHA DENTAL CLINIC</w:t>
-      </w:r>
-    </w:p>
-    <w:p>
-      <w:pPr>
-        <w:spacing w:before="100" w:beforeAutospacing="1" w:after="100" w:afterAutospacing="1" w:line="360" w:lineRule="auto"/>
-        <w:outlineLvl w:val="0"/>
-        <w:rPr>
-          <w:rFonts w:ascii="Times New Roman" w:eastAsia="Times New Roman" w:hAnsi="Times New Roman" w:cs="Times New Roman"/>
-          <w:sz w:val="28"/>
-          <w:szCs w:val="28"/>
-          <w:lang w:eastAsia="en-IN" w:bidi="mr-IN"/>
-        </w:rPr>
-      </w:pPr>
-      <w:r>
-        <w:rPr>
-          <w:rFonts w:ascii="Times New Roman" w:eastAsia="Times New Roman" w:hAnsi="Times New Roman" w:cs="Times New Roman"/>
-          <w:sz w:val="28"/>
-          <w:szCs w:val="28"/>
-          <w:lang w:eastAsia="en-IN" w:bidi="mr-IN"/>
-        </w:rPr>
-        <w:t>Near Bedag Stand, Bedag</w:t>
-      </w:r>
-      <w:r>
-        <w:rPr>
-          <w:rFonts w:ascii="Times New Roman" w:eastAsia="Times New Roman" w:hAnsi="Times New Roman" w:cs="Times New Roman"/>
-          <w:sz w:val="28"/>
-          <w:szCs w:val="28"/>
-          <w:lang w:eastAsia="en-IN" w:bidi="mr-IN"/>
-        </w:rPr>
-        <w:br/>
-      </w:r>
-      <w:r>
-        <w:rPr>
-          <w:rFonts w:ascii="Times New Roman" w:eastAsia="Times New Roman" w:hAnsi="Times New Roman" w:cs="Times New Roman"/>
-          <w:sz w:val="28"/>
-          <w:szCs w:val="28"/>
-          <w:lang w:eastAsia="en-IN" w:bidi="mr-IN"/>
-        </w:rPr>
-        <w:t xml:space="preserve">Miraj, </w:t>
-      </w:r>
-      <w:proofErr w:type="spellStart"/>
-      <w:r>
-        <w:rPr>
-          <w:rFonts w:ascii="Times New Roman" w:eastAsia="Times New Roman" w:hAnsi="Times New Roman" w:cs="Times New Roman"/>
-          <w:sz w:val="28"/>
-          <w:szCs w:val="28"/>
-          <w:lang w:eastAsia="en-IN" w:bidi="mr-IN"/>
-        </w:rPr>
-        <w:t>Sangli</w:t>
-      </w:r>
-      <w:proofErr w:type="spellEnd"/>
-      <w:r>
-        <w:rPr>
-          <w:rFonts w:ascii="Times New Roman" w:eastAsia="Times New Roman" w:hAnsi="Times New Roman" w:cs="Times New Roman"/>
-          <w:sz w:val="28"/>
-          <w:szCs w:val="28"/>
-          <w:lang w:eastAsia="en-IN" w:bidi="mr-IN"/>
-        </w:rPr>
-        <w:t>, Maharashtra - 416410</w:t>
-      </w:r>
-      <w:bookmarkStart w:id="0" w:name="_GoBack"/>
-      <w:bookmarkEnd w:id="0"/>
-      <w:r>
-        <w:rPr>
-          <w:rFonts w:ascii="Times New Roman" w:eastAsia="Times New Roman" w:hAnsi="Times New Roman" w:cs="Times New Roman"/>
-          <w:sz w:val="28"/>
-          <w:szCs w:val="28"/>
-          <w:lang w:eastAsia="en-IN" w:bidi="mr-IN"/>
-        </w:rPr>
-        <w:br/>
-        <w:t>[Contact Number / Email</w:t>
-      </w:r>
-      <w:r>
-        <w:rPr>
-          <w:rFonts w:ascii="Times New Roman" w:eastAsia="Times New Roman" w:hAnsi="Times New Roman" w:cs="Times New Roman"/>
-          <w:sz w:val="24"/>
-          <w:szCs w:val="24"/>
-          <w:lang w:eastAsia="en-IN" w:bidi="mr-IN"/>
-        </w:rPr>
-        <w:pict>
-          <v:rect id="_x0000_i1025" style="width:0;height:1.5pt" o:hralign="center" o:hrstd="t" o:hr="t" fillcolor="#a0a0a0" stroked="f"/>
-        </w:pict>
-      </w:r>
-    </w:p>
-    <w:p>
-      <w:pPr>
-        <w:spacing w:before="100" w:beforeAutospacing="1" w:after="100" w:afterAutospacing="1" w:line="360" w:lineRule="auto"/>
-        <w:rPr>
-          <w:rFonts w:ascii="Times New Roman" w:eastAsia="Times New Roman" w:hAnsi="Times New Roman" w:cs="Times New Roman"/>
-          <w:sz w:val="28"/>
-          <w:szCs w:val="28"/>
-          <w:lang w:eastAsia="en-IN" w:bidi="mr-IN"/>
-        </w:rPr>
-      </w:pPr>
-      <w:r>
-        <w:rPr>
-          <w:rFonts w:ascii="Times New Roman" w:eastAsia="Times New Roman" w:hAnsi="Times New Roman" w:cs="Times New Roman"/>
-          <w:sz w:val="28"/>
-          <w:szCs w:val="28"/>
-          <w:lang w:eastAsia="en-IN" w:bidi="mr-IN"/>
-        </w:rPr>
-        <w:t xml:space="preserve">This is to certify that </w:t>
+        <w:t xml:space="preserve"> </w:t>
       </w:r>
       <w:r>
         <w:rPr>
@@ -238,17 +566,9 @@
           <w:szCs w:val="28"/>
           <w:lang w:eastAsia="en-IN" w:bidi="mr-IN"/>
         </w:rPr>
-        <w:t>Mr. Somnath Jadhav</w:t>
-      </w:r>
-      <w:r>
-        <w:rPr>
-          <w:rFonts w:ascii="Times New Roman" w:eastAsia="Times New Roman" w:hAnsi="Times New Roman" w:cs="Times New Roman"/>
-          <w:sz w:val="28"/>
-          <w:szCs w:val="28"/>
-          <w:lang w:eastAsia="en-IN" w:bidi="mr-IN"/>
-        </w:rPr>
-        <w:t xml:space="preserve"> and </w:t>
-      </w:r>
+        <w:t xml:space="preserve">Bhushan </w:t>
+      </w:r>
+      <w:proofErr w:type="spellStart"/>
       <w:r>
         <w:rPr>
           <w:rFonts w:ascii="Times New Roman" w:eastAsia="Times New Roman" w:hAnsi="Times New Roman" w:cs="Times New Roman"/>
@@ -258,8 +578,9 @@
           <w:szCs w:val="28"/>
           <w:lang w:eastAsia="en-IN" w:bidi="mr-IN"/>
         </w:rPr>
-        <w:t xml:space="preserve">Mr. Rohan Chavan </w:t>
-      </w:r>
+        <w:t>Talle</w:t>
+      </w:r>
+      <w:proofErr w:type="spellEnd"/>
       <w:r>
         <w:rPr>
           <w:rFonts w:ascii="Times New Roman" w:eastAsia="Times New Roman" w:hAnsi="Times New Roman" w:cs="Times New Roman"/>
@@ -267,41 +588,9 @@
           <w:szCs w:val="28"/>
           <w:lang w:eastAsia="en-IN" w:bidi="mr-IN"/>
         </w:rPr>
-        <w:t xml:space="preserve">have successfully completed the project titled </w:t>
-      </w:r>
-      <w:r>
-        <w:rPr>
-          <w:rFonts w:ascii="Times New Roman" w:eastAsia="Times New Roman" w:hAnsi="Times New Roman" w:cs="Times New Roman"/>
-          <w:b/>
-          <w:bCs/>
-          <w:sz w:val="28"/>
-          <w:szCs w:val="28"/>
-          <w:lang w:eastAsia="en-IN" w:bidi="mr-IN"/>
-        </w:rPr>
-        <w:t xml:space="preserve">“Dental Clinic </w:t>
-      </w:r>
-      <w:r>
-        <w:rPr>
-          <w:rFonts w:ascii="Times New Roman" w:eastAsia="Times New Roman" w:hAnsi="Times New Roman" w:cs="Times New Roman"/>
-          <w:b/>
-          <w:bCs/>
-          <w:sz w:val="28"/>
-          <w:szCs w:val="28"/>
-          <w:lang w:eastAsia="en-IN" w:bidi="mr-IN"/>
-        </w:rPr>
-        <w:t xml:space="preserve">Appointment &amp; Reminder </w:t>
-      </w:r>
-      <w:r>
-        <w:rPr>
-          <w:rFonts w:ascii="Times New Roman" w:eastAsia="Times New Roman" w:hAnsi="Times New Roman" w:cs="Times New Roman"/>
-          <w:b/>
-          <w:bCs/>
-          <w:sz w:val="28"/>
-          <w:szCs w:val="28"/>
-          <w:lang w:eastAsia="en-IN" w:bidi="mr-IN"/>
-        </w:rPr>
-        <w:t>System”</w:t>
-      </w:r>
+        <w:br/>
+      </w:r>
+      <w:proofErr w:type="spellStart"/>
       <w:r>
         <w:rPr>
           <w:rFonts w:ascii="Times New Roman" w:eastAsia="Times New Roman" w:hAnsi="Times New Roman" w:cs="Times New Roman"/>
@@ -309,9 +598,9 @@
           <w:szCs w:val="28"/>
           <w:lang w:eastAsia="en-IN" w:bidi="mr-IN"/>
         </w:rPr>
-        <w:t xml:space="preserve"> for </w:t>
-      </w:r>
-      <w:proofErr w:type="spellStart"/>
+        <w:t>Aabha</w:t>
+      </w:r>
+      <w:proofErr w:type="spellEnd"/>
       <w:r>
         <w:rPr>
           <w:rFonts w:ascii="Times New Roman" w:eastAsia="Times New Roman" w:hAnsi="Times New Roman" w:cs="Times New Roman"/>
@@ -319,9 +608,8 @@
           <w:szCs w:val="28"/>
           <w:lang w:eastAsia="en-IN" w:bidi="mr-IN"/>
         </w:rPr>
-        <w:t>Aabha</w:t>
-      </w:r>
-      <w:proofErr w:type="spellEnd"/>
+        <w:t xml:space="preserve"> Dental Clinic</w:t>
+      </w:r>
       <w:r>
         <w:rPr>
           <w:rFonts w:ascii="Times New Roman" w:eastAsia="Times New Roman" w:hAnsi="Times New Roman" w:cs="Times New Roman"/>
@@ -329,299 +617,17 @@
           <w:szCs w:val="28"/>
           <w:lang w:eastAsia="en-IN" w:bidi="mr-IN"/>
         </w:rPr>
-        <w:t xml:space="preserve"> Dental Clinic as part of their academic curriculum.</w:t>
-      </w:r>
-    </w:p>
-    <w:p>
-      <w:pPr>
-        <w:spacing w:before="100" w:beforeAutospacing="1" w:after="100" w:afterAutospacing="1" w:line="360" w:lineRule="auto"/>
-        <w:rPr>
-          <w:rFonts w:ascii="Times New Roman" w:eastAsia="Times New Roman" w:hAnsi="Times New Roman" w:cs="Times New Roman"/>
-          <w:sz w:val="28"/>
-          <w:szCs w:val="28"/>
-          <w:lang w:eastAsia="en-IN" w:bidi="mr-IN"/>
-        </w:rPr>
-      </w:pPr>
-      <w:r>
-        <w:rPr>
-          <w:rFonts w:ascii="Times New Roman" w:eastAsia="Times New Roman" w:hAnsi="Times New Roman" w:cs="Times New Roman"/>
-          <w:sz w:val="28"/>
-          <w:szCs w:val="28"/>
-          <w:lang w:eastAsia="en-IN" w:bidi="mr-IN"/>
-        </w:rPr>
-        <w:t>During the project, they developed a web-based system for managing appointments, patient records, and automated email reminders. The system helps improve clinic efficiency by reducing manual work and ensuring timely communication with patients.</w:t>
-      </w:r>
-    </w:p>
-    <w:p>
-      <w:pPr>
-        <w:spacing w:before="100" w:beforeAutospacing="1" w:after="100" w:afterAutospacing="1" w:line="360" w:lineRule="auto"/>
-        <w:rPr>
-          <w:rFonts w:ascii="Times New Roman" w:eastAsia="Times New Roman" w:hAnsi="Times New Roman" w:cs="Times New Roman"/>
-          <w:sz w:val="28"/>
-          <w:szCs w:val="28"/>
-          <w:lang w:eastAsia="en-IN" w:bidi="mr-IN"/>
-        </w:rPr>
-      </w:pPr>
-      <w:r>
-        <w:rPr>
-          <w:rFonts w:ascii="Times New Roman" w:eastAsia="Times New Roman" w:hAnsi="Times New Roman" w:cs="Times New Roman"/>
-          <w:sz w:val="28"/>
-          <w:szCs w:val="28"/>
-          <w:lang w:eastAsia="en-IN" w:bidi="mr-IN"/>
-        </w:rPr>
-        <w:t>We appreciate their dedication, technical skills, and sincere efforts in understanding the clinic requirements and delivering a practical digital solution.</w:t>
-      </w:r>
-    </w:p>
-    <w:p>
-      <w:pPr>
-        <w:spacing w:after="100" w:afterAutospacing="1" w:line="360" w:lineRule="auto"/>
-        <w:rPr>
-          <w:rFonts w:ascii="Times New Roman" w:eastAsia="Times New Roman" w:hAnsi="Times New Roman" w:cs="Times New Roman"/>
-          <w:sz w:val="28"/>
-          <w:szCs w:val="28"/>
-          <w:lang w:eastAsia="en-IN" w:bidi="mr-IN"/>
-        </w:rPr>
-      </w:pPr>
-      <w:r>
-        <w:rPr>
-          <w:rFonts w:ascii="Times New Roman" w:eastAsia="Times New Roman" w:hAnsi="Times New Roman" w:cs="Times New Roman"/>
-          <w:sz w:val="28"/>
-          <w:szCs w:val="28"/>
-          <w:lang w:eastAsia="en-IN" w:bidi="mr-IN"/>
-        </w:rPr>
-        <w:t xml:space="preserve">We wish them success in their </w:t>
-      </w:r>
-      <w:r>
-        <w:rPr>
-          <w:rFonts w:ascii="Times New Roman" w:eastAsia="Times New Roman" w:hAnsi="Times New Roman" w:cs="Times New Roman"/>
-          <w:sz w:val="28"/>
-          <w:szCs w:val="28"/>
-          <w:lang w:eastAsia="en-IN" w:bidi="mr-IN"/>
-        </w:rPr>
-        <w:t>future.</w:t>
-      </w:r>
-      <w:r>
-        <w:rPr>
-          <w:rFonts w:ascii="Times New Roman" w:eastAsia="Times New Roman" w:hAnsi="Times New Roman" w:cs="Times New Roman"/>
-          <w:sz w:val="28"/>
-          <w:szCs w:val="28"/>
-          <w:lang w:eastAsia="en-IN" w:bidi="mr-IN"/>
-        </w:rPr>
-        <w:pict>
-          <v:rect id="_x0000_i1026" style="width:0;height:1.5pt" o:hralign="center" o:hrstd="t" o:hr="t" fillcolor="#a0a0a0" stroked="f"/>
-        </w:pict>
-      </w:r>
-    </w:p>
-    <w:p>
-      <w:pPr>
-        <w:spacing w:before="100" w:beforeAutospacing="1" w:after="100" w:afterAutospacing="1" w:line="360" w:lineRule="auto"/>
-        <w:rPr>
-          <w:rFonts w:ascii="Times New Roman" w:eastAsia="Times New Roman" w:hAnsi="Times New Roman" w:cs="Times New Roman"/>
-          <w:sz w:val="28"/>
-          <w:szCs w:val="28"/>
-          <w:lang w:eastAsia="en-IN" w:bidi="mr-IN"/>
-        </w:rPr>
-      </w:pPr>
-      <w:r>
-        <w:rPr>
-          <w:rFonts w:ascii="Times New Roman" w:eastAsia="Times New Roman" w:hAnsi="Times New Roman" w:cs="Times New Roman"/>
-          <w:b/>
-          <w:bCs/>
-          <w:sz w:val="28"/>
-          <w:szCs w:val="28"/>
-          <w:lang w:eastAsia="en-IN" w:bidi="mr-IN"/>
-        </w:rPr>
-        <w:t>Date:</w:t>
-      </w:r>
-      <w:r>
-        <w:rPr>
-          <w:rFonts w:ascii="Times New Roman" w:eastAsia="Times New Roman" w:hAnsi="Times New Roman" w:cs="Times New Roman"/>
-          <w:sz w:val="28"/>
-          <w:szCs w:val="28"/>
-          <w:lang w:eastAsia="en-IN" w:bidi="mr-IN"/>
-        </w:rPr>
-        <w:t xml:space="preserve"> _____________</w:t>
-      </w:r>
-    </w:p>
-    <w:p>
-      <w:pPr>
-        <w:spacing w:before="100" w:beforeAutospacing="1" w:after="100" w:afterAutospacing="1" w:line="360" w:lineRule="auto"/>
-        <w:rPr>
-          <w:rFonts w:ascii="Times New Roman" w:eastAsia="Times New Roman" w:hAnsi="Times New Roman" w:cs="Times New Roman"/>
-          <w:sz w:val="28"/>
-          <w:szCs w:val="28"/>
-          <w:lang w:eastAsia="en-IN" w:bidi="mr-IN"/>
-        </w:rPr>
-      </w:pPr>
-      <w:r>
-        <w:rPr>
-          <w:rFonts w:ascii="Times New Roman" w:eastAsia="Times New Roman" w:hAnsi="Times New Roman" w:cs="Times New Roman"/>
-          <w:b/>
-          <w:bCs/>
-          <w:sz w:val="28"/>
-          <w:szCs w:val="28"/>
-          <w:lang w:eastAsia="en-IN" w:bidi="mr-IN"/>
-        </w:rPr>
-        <w:t>Place:</w:t>
-      </w:r>
-      <w:r>
-        <w:rPr>
-          <w:rFonts w:ascii="Times New Roman" w:eastAsia="Times New Roman" w:hAnsi="Times New Roman" w:cs="Times New Roman"/>
-          <w:sz w:val="28"/>
-          <w:szCs w:val="28"/>
-          <w:lang w:eastAsia="en-IN" w:bidi="mr-IN"/>
-        </w:rPr>
-        <w:t xml:space="preserve"> _____________</w:t>
-      </w:r>
-    </w:p>
-    <w:p>
-      <w:pPr>
-        <w:spacing w:after="0" w:line="360" w:lineRule="auto"/>
-        <w:rPr>
-          <w:rFonts w:ascii="Times New Roman" w:eastAsia="Times New Roman" w:hAnsi="Times New Roman" w:cs="Times New Roman"/>
-          <w:sz w:val="28"/>
-          <w:szCs w:val="28"/>
-          <w:lang w:eastAsia="en-IN" w:bidi="mr-IN"/>
-        </w:rPr>
-      </w:pPr>
-    </w:p>
-    <w:p>
-      <w:pPr>
-        <w:spacing w:before="100" w:beforeAutospacing="1" w:after="100" w:afterAutospacing="1" w:line="360" w:lineRule="auto"/>
-        <w:rPr>
-          <w:rFonts w:ascii="Times New Roman" w:eastAsia="Times New Roman" w:hAnsi="Times New Roman" w:cs="Times New Roman"/>
-          <w:sz w:val="28"/>
-          <w:szCs w:val="28"/>
-          <w:lang w:eastAsia="en-IN" w:bidi="mr-IN"/>
-        </w:rPr>
-      </w:pPr>
-      <w:proofErr w:type="spellStart"/>
-      <w:r>
-        <w:rPr>
-          <w:rFonts w:ascii="Times New Roman" w:eastAsia="Times New Roman" w:hAnsi="Times New Roman" w:cs="Times New Roman"/>
-          <w:b/>
-          <w:bCs/>
-          <w:sz w:val="28"/>
-          <w:szCs w:val="28"/>
-          <w:lang w:eastAsia="en-IN" w:bidi="mr-IN"/>
-        </w:rPr>
-        <w:t>Dr.</w:t>
-      </w:r>
-      <w:proofErr w:type="spellEnd"/>
-      <w:r>
-        <w:rPr>
-          <w:rFonts w:ascii="Times New Roman" w:eastAsia="Times New Roman" w:hAnsi="Times New Roman" w:cs="Times New Roman"/>
-          <w:b/>
-          <w:bCs/>
-          <w:sz w:val="28"/>
-          <w:szCs w:val="28"/>
-          <w:lang w:eastAsia="en-IN" w:bidi="mr-IN"/>
-        </w:rPr>
-        <w:t xml:space="preserve"> </w:t>
-      </w:r>
-      <w:r>
-        <w:rPr>
-          <w:rFonts w:ascii="Times New Roman" w:eastAsia="Times New Roman" w:hAnsi="Times New Roman" w:cs="Times New Roman"/>
-          <w:b/>
-          <w:bCs/>
-          <w:sz w:val="28"/>
-          <w:szCs w:val="28"/>
-          <w:lang w:eastAsia="en-IN" w:bidi="mr-IN"/>
-        </w:rPr>
-        <w:t xml:space="preserve">Bhushan </w:t>
-      </w:r>
-      <w:proofErr w:type="spellStart"/>
-      <w:r>
-        <w:rPr>
-          <w:rFonts w:ascii="Times New Roman" w:eastAsia="Times New Roman" w:hAnsi="Times New Roman" w:cs="Times New Roman"/>
-          <w:b/>
-          <w:bCs/>
-          <w:sz w:val="28"/>
-          <w:szCs w:val="28"/>
-          <w:lang w:eastAsia="en-IN" w:bidi="mr-IN"/>
-        </w:rPr>
-        <w:t>Talle</w:t>
-      </w:r>
-      <w:proofErr w:type="spellEnd"/>
-      <w:r>
-        <w:rPr>
-          <w:rFonts w:ascii="Times New Roman" w:eastAsia="Times New Roman" w:hAnsi="Times New Roman" w:cs="Times New Roman"/>
-          <w:sz w:val="28"/>
-          <w:szCs w:val="28"/>
-          <w:lang w:eastAsia="en-IN" w:bidi="mr-IN"/>
-        </w:rPr>
         <w:br/>
-      </w:r>
-      <w:proofErr w:type="spellStart"/>
-      <w:r>
-        <w:rPr>
-          <w:rFonts w:ascii="Times New Roman" w:eastAsia="Times New Roman" w:hAnsi="Times New Roman" w:cs="Times New Roman"/>
-          <w:sz w:val="28"/>
-          <w:szCs w:val="28"/>
-          <w:lang w:eastAsia="en-IN" w:bidi="mr-IN"/>
-        </w:rPr>
-        <w:t>Aabha</w:t>
-      </w:r>
-      <w:proofErr w:type="spellEnd"/>
-      <w:r>
-        <w:rPr>
-          <w:rFonts w:ascii="Times New Roman" w:eastAsia="Times New Roman" w:hAnsi="Times New Roman" w:cs="Times New Roman"/>
-          <w:sz w:val="28"/>
-          <w:szCs w:val="28"/>
-          <w:lang w:eastAsia="en-IN" w:bidi="mr-IN"/>
-        </w:rPr>
-        <w:t xml:space="preserve"> Dental Clinic</w:t>
-      </w:r>
-      <w:r>
-        <w:rPr>
-          <w:rFonts w:ascii="Times New Roman" w:eastAsia="Times New Roman" w:hAnsi="Times New Roman" w:cs="Times New Roman"/>
-          <w:sz w:val="28"/>
-          <w:szCs w:val="28"/>
-          <w:lang w:eastAsia="en-IN" w:bidi="mr-IN"/>
-        </w:rPr>
-        <w:br/>
-      </w:r>
-      <w:r>
-        <w:rPr>
-          <w:rFonts w:ascii="Times New Roman" w:eastAsia="Times New Roman" w:hAnsi="Times New Roman" w:cs="Times New Roman"/>
-          <w:sz w:val="28"/>
-          <w:szCs w:val="28"/>
-          <w:lang w:eastAsia="en-IN" w:bidi="mr-IN"/>
-        </w:rPr>
-        <w:lastRenderedPageBreak/>
         <w:t>(Authorized Signatory)</w:t>
       </w:r>
       <w:r>
-        <w:rPr>
-          <w:rFonts w:ascii="Times New Roman" w:eastAsia="Times New Roman" w:hAnsi="Times New Roman" w:cs="Times New Roman"/>
-          <w:sz w:val="28"/>
-          <w:szCs w:val="28"/>
-          <w:lang w:eastAsia="en-IN" w:bidi="mr-IN"/>
-        </w:rPr>
-        <w:br/>
-        <w:t>Signature: _______________</w:t>
-      </w:r>
-    </w:p>
-    <w:p>
-      <w:pPr>
-        <w:spacing w:after="0" w:line="240" w:lineRule="auto"/>
         <w:rPr>
           <w:rFonts w:ascii="Times New Roman" w:eastAsia="Times New Roman" w:hAnsi="Times New Roman" w:cs="Times New Roman"/>
           <w:sz w:val="24"/>
           <w:szCs w:val="24"/>
           <w:lang w:eastAsia="en-IN" w:bidi="mr-IN"/>
         </w:rPr>
-      </w:pPr>
-      <w:r>
-        <w:rPr>
-          <w:rFonts w:ascii="Times New Roman" w:eastAsia="Times New Roman" w:hAnsi="Times New Roman" w:cs="Times New Roman"/>
-          <w:sz w:val="24"/>
-          <w:szCs w:val="24"/>
-          <w:lang w:eastAsia="en-IN" w:bidi="mr-IN"/>
-        </w:rPr>
-        <w:pict>
-          <v:rect id="_x0000_i1027" style="width:0;height:1.5pt" o:hralign="center" o:hrstd="t" o:hr="t" fillcolor="#a0a0a0" stroked="f"/>
-        </w:pict>
+        <w:t xml:space="preserve"> </w:t>
       </w:r>
     </w:p>
     <w:p>
@@ -653,12 +659,62 @@
     <w:p/>
     <w:sectPr>
       <w:pgSz w:w="11906" w:h="16838"/>
-      <w:pgMar w:top="1440" w:right="1440" w:bottom="1440" w:left="1440" w:header="708" w:footer="708" w:gutter="0"/>
+      <w:pgMar w:top="720" w:right="720" w:bottom="720" w:left="720" w:header="708" w:footer="708" w:gutter="0"/>
       <w:cols w:space="708"/>
       <w:docGrid w:linePitch="360"/>
     </w:sectPr>
   </w:body>
 </w:document>
+</file>
+
+<file path=word/endnotes.xml><?xml version="1.0" encoding="utf-8"?>
+<w:endnotes xmlns:wpc="http://schemas.microsoft.com/office/word/2010/wordprocessingCanvas" xmlns:cx="http://schemas.microsoft.com/office/drawing/2014/chartex" xmlns:cx1="http://schemas.microsoft.com/office/drawing/2015/9/8/chartex" xmlns:cx2="http://schemas.microsoft.com/office/drawing/2015/10/21/chartex" xmlns:cx3="http://schemas.microsoft.com/office/drawing/2016/5/9/chartex" xmlns:cx4="http://schemas.microsoft.com/office/drawing/2016/5/10/chartex" xmlns:cx5="http://schemas.microsoft.com/office/drawing/2016/5/11/chartex" xmlns:cx6="http://schemas.microsoft.com/office/drawing/2016/5/12/chartex" xmlns:cx7="http://schemas.microsoft.com/office/drawing/2016/5/13/chartex" xmlns:cx8="http://schemas.microsoft.com/office/drawing/2016/5/14/chartex" xmlns:mc="http://schemas.openxmlformats.org/markup-compatibility/2006" xmlns:aink="http://schemas.microsoft.com/office/drawing/2016/ink" xmlns:am3d="http://schemas.microsoft.com/office/drawing/2017/model3d" xmlns:o="urn:schemas-microsoft-com:office:office" xmlns:r="http://schemas.openxmlformats.org/officeDocument/2006/relationships" xmlns:m="http://schemas.openxmlformats.org/officeDocument/2006/math" xmlns:v="urn:schemas-microsoft-com:vml" xmlns:wp14="http://schemas.microsoft.com/office/word/2010/wordprocessingDrawing" xmlns:wp="http://schemas.openxmlformats.org/drawingml/2006/wordprocessingDrawing" xmlns:w10="urn:schemas-microsoft-com:office:word" xmlns:w="http://schemas.openxmlformats.org/wordprocessingml/2006/main" xmlns:w14="http://schemas.microsoft.com/office/word/2010/wordml" xmlns:w15="http://schemas.microsoft.com/office/word/2012/wordml" xmlns:w16cid="http://schemas.microsoft.com/office/word/2016/wordml/cid" xmlns:w16se="http://schemas.microsoft.com/office/word/2015/wordml/symex" xmlns:wpg="http://schemas.microsoft.com/office/word/2010/wordprocessingGroup" xmlns:wpi="http://schemas.microsoft.com/office/word/2010/wordprocessingInk" xmlns:wne="http://schemas.microsoft.com/office/word/2006/wordml" xmlns:wps="http://schemas.microsoft.com/office/word/2010/wordprocessingShape" mc:Ignorable="w14 w15 w16se w16cid wp14">
+  <w:endnote w:type="separator" w:id="-1">
+    <w:p>
+      <w:pPr>
+        <w:spacing w:after="0" w:line="240" w:lineRule="auto"/>
+      </w:pPr>
+      <w:r>
+        <w:separator/>
+      </w:r>
+    </w:p>
+  </w:endnote>
+  <w:endnote w:type="continuationSeparator" w:id="0">
+    <w:p>
+      <w:pPr>
+        <w:spacing w:after="0" w:line="240" w:lineRule="auto"/>
+      </w:pPr>
+      <w:r>
+        <w:continuationSeparator/>
+      </w:r>
+    </w:p>
+  </w:endnote>
+</w:endnotes>
+</file>
+
+<file path=word/footnotes.xml><?xml version="1.0" encoding="utf-8"?>
+<w:footnotes xmlns:wpc="http://schemas.microsoft.com/office/word/2010/wordprocessingCanvas" xmlns:cx="http://schemas.microsoft.com/office/drawing/2014/chartex" xmlns:cx1="http://schemas.microsoft.com/office/drawing/2015/9/8/chartex" xmlns:cx2="http://schemas.microsoft.com/office/drawing/2015/10/21/chartex" xmlns:cx3="http://schemas.microsoft.com/office/drawing/2016/5/9/chartex" xmlns:cx4="http://schemas.microsoft.com/office/drawing/2016/5/10/chartex" xmlns:cx5="http://schemas.microsoft.com/office/drawing/2016/5/11/chartex" xmlns:cx6="http://schemas.microsoft.com/office/drawing/2016/5/12/chartex" xmlns:cx7="http://schemas.microsoft.com/office/drawing/2016/5/13/chartex" xmlns:cx8="http://schemas.microsoft.com/office/drawing/2016/5/14/chartex" xmlns:mc="http://schemas.openxmlformats.org/markup-compatibility/2006" xmlns:aink="http://schemas.microsoft.com/office/drawing/2016/ink" xmlns:am3d="http://schemas.microsoft.com/office/drawing/2017/model3d" xmlns:o="urn:schemas-microsoft-com:office:office" xmlns:r="http://schemas.openxmlformats.org/officeDocument/2006/relationships" xmlns:m="http://schemas.openxmlformats.org/officeDocument/2006/math" xmlns:v="urn:schemas-microsoft-com:vml" xmlns:wp14="http://schemas.microsoft.com/office/word/2010/wordprocessingDrawing" xmlns:wp="http://schemas.openxmlformats.org/drawingml/2006/wordprocessingDrawing" xmlns:w10="urn:schemas-microsoft-com:office:word" xmlns:w="http://schemas.openxmlformats.org/wordprocessingml/2006/main" xmlns:w14="http://schemas.microsoft.com/office/word/2010/wordml" xmlns:w15="http://schemas.microsoft.com/office/word/2012/wordml" xmlns:w16cid="http://schemas.microsoft.com/office/word/2016/wordml/cid" xmlns:w16se="http://schemas.microsoft.com/office/word/2015/wordml/symex" xmlns:wpg="http://schemas.microsoft.com/office/word/2010/wordprocessingGroup" xmlns:wpi="http://schemas.microsoft.com/office/word/2010/wordprocessingInk" xmlns:wne="http://schemas.microsoft.com/office/word/2006/wordml" xmlns:wps="http://schemas.microsoft.com/office/word/2010/wordprocessingShape" mc:Ignorable="w14 w15 w16se w16cid wp14">
+  <w:footnote w:type="separator" w:id="-1">
+    <w:p>
+      <w:pPr>
+        <w:spacing w:after="0" w:line="240" w:lineRule="auto"/>
+      </w:pPr>
+      <w:r>
+        <w:separator/>
+      </w:r>
+    </w:p>
+  </w:footnote>
+  <w:footnote w:type="continuationSeparator" w:id="0">
+    <w:p>
+      <w:pPr>
+        <w:spacing w:after="0" w:line="240" w:lineRule="auto"/>
+      </w:pPr>
+      <w:r>
+        <w:continuationSeparator/>
+      </w:r>
+    </w:p>
+  </w:footnote>
+</w:footnotes>
 </file>
 
 <file path=word/numbering.xml><?xml version="1.0" encoding="utf-8"?>
@@ -1402,6 +1458,102 @@
       <w:lang w:eastAsia="en-IN" w:bidi="mr-IN"/>
     </w:rPr>
   </w:style>
+  <w:style w:type="paragraph" w:styleId="Header">
+    <w:name w:val="header"/>
+    <w:basedOn w:val="Normal"/>
+    <w:link w:val="HeaderChar"/>
+    <w:uiPriority w:val="99"/>
+    <w:unhideWhenUsed/>
+    <w:rsid w:val="00FF13D7"/>
+    <w:pPr>
+      <w:tabs>
+        <w:tab w:val="center" w:pos="4513"/>
+        <w:tab w:val="right" w:pos="9026"/>
+      </w:tabs>
+      <w:spacing w:after="0" w:line="240" w:lineRule="auto"/>
+    </w:pPr>
+  </w:style>
+  <w:style w:type="character" w:customStyle="1" w:styleId="HeaderChar">
+    <w:name w:val="Header Char"/>
+    <w:basedOn w:val="DefaultParagraphFont"/>
+    <w:link w:val="Header"/>
+    <w:uiPriority w:val="99"/>
+    <w:rsid w:val="00FF13D7"/>
+  </w:style>
+  <w:style w:type="paragraph" w:styleId="Footer">
+    <w:name w:val="footer"/>
+    <w:basedOn w:val="Normal"/>
+    <w:link w:val="FooterChar"/>
+    <w:uiPriority w:val="99"/>
+    <w:unhideWhenUsed/>
+    <w:rsid w:val="00FF13D7"/>
+    <w:pPr>
+      <w:tabs>
+        <w:tab w:val="center" w:pos="4513"/>
+        <w:tab w:val="right" w:pos="9026"/>
+      </w:tabs>
+      <w:spacing w:after="0" w:line="240" w:lineRule="auto"/>
+    </w:pPr>
+  </w:style>
+  <w:style w:type="character" w:customStyle="1" w:styleId="FooterChar">
+    <w:name w:val="Footer Char"/>
+    <w:basedOn w:val="DefaultParagraphFont"/>
+    <w:link w:val="Footer"/>
+    <w:uiPriority w:val="99"/>
+    <w:rsid w:val="00FF13D7"/>
+  </w:style>
+  <w:style w:type="paragraph" w:styleId="Subtitle">
+    <w:name w:val="Subtitle"/>
+    <w:basedOn w:val="Normal"/>
+    <w:next w:val="Normal"/>
+    <w:link w:val="SubtitleChar"/>
+    <w:uiPriority w:val="11"/>
+    <w:qFormat/>
+    <w:rsid w:val="00FF13D7"/>
+    <w:pPr>
+      <w:numPr>
+        <w:ilvl w:val="1"/>
+      </w:numPr>
+    </w:pPr>
+    <w:rPr>
+      <w:rFonts w:eastAsiaTheme="minorEastAsia"/>
+      <w:color w:val="5A5A5A" w:themeColor="text1" w:themeTint="A5"/>
+      <w:spacing w:val="15"/>
+    </w:rPr>
+  </w:style>
+  <w:style w:type="character" w:customStyle="1" w:styleId="SubtitleChar">
+    <w:name w:val="Subtitle Char"/>
+    <w:basedOn w:val="DefaultParagraphFont"/>
+    <w:link w:val="Subtitle"/>
+    <w:uiPriority w:val="11"/>
+    <w:rsid w:val="00FF13D7"/>
+    <w:rPr>
+      <w:rFonts w:eastAsiaTheme="minorEastAsia"/>
+      <w:color w:val="5A5A5A" w:themeColor="text1" w:themeTint="A5"/>
+      <w:spacing w:val="15"/>
+    </w:rPr>
+  </w:style>
+  <w:style w:type="character" w:styleId="Hyperlink">
+    <w:name w:val="Hyperlink"/>
+    <w:basedOn w:val="DefaultParagraphFont"/>
+    <w:uiPriority w:val="99"/>
+    <w:semiHidden/>
+    <w:unhideWhenUsed/>
+    <w:rsid w:val="00FF13D7"/>
+    <w:rPr>
+      <w:color w:val="0000FF"/>
+      <w:u w:val="single"/>
+    </w:rPr>
+  </w:style>
+  <w:style w:type="paragraph" w:styleId="NoSpacing">
+    <w:name w:val="No Spacing"/>
+    <w:uiPriority w:val="1"/>
+    <w:qFormat/>
+    <w:rsid w:val="00217E91"/>
+    <w:pPr>
+      <w:spacing w:after="0" w:line="240" w:lineRule="auto"/>
+    </w:pPr>
+  </w:style>
 </w:styles>
 </file>
 

--- a/Documentation/CERTIFICATE OF COMPLETION.docx
+++ b/Documentation/CERTIFICATE OF COMPLETION.docx
@@ -7,22 +7,20 @@
         <w:pStyle w:val="Subtitle"/>
         <w:jc w:val="center"/>
         <w:rPr>
-          <w:rStyle w:val="Hyperlink"/>
-          <w:rFonts w:ascii="Arimo Fallback" w:eastAsiaTheme="minorHAnsi" w:hAnsi="Arimo Fallback"/>
+          <w:rFonts w:ascii="Times New Roman" w:eastAsiaTheme="minorHAnsi" w:hAnsi="Times New Roman" w:cs="Times New Roman"/>
           <w:b/>
           <w:bCs/>
           <w:color w:val="4472C4" w:themeColor="accent1"/>
           <w:spacing w:val="0"/>
           <w:sz w:val="48"/>
           <w:szCs w:val="144"/>
-          <w:u w:val="none"/>
-          <w:shd w:val="clear" w:color="auto" w:fill="FFFFFF"/>
-        </w:rPr>
-      </w:pPr>
-      <w:r>
-        <w:rPr>
-          <w:rStyle w:val="Hyperlink"/>
-          <w:rFonts w:ascii="Arimo Fallback" w:eastAsiaTheme="minorHAnsi" w:hAnsi="Arimo Fallback"/>
+          <w:shd w:val="clear" w:color="auto" w:fill="FFFFFF"/>
+        </w:rPr>
+      </w:pPr>
+      <w:r>
+        <w:rPr>
+          <w:rStyle w:val="Hyperlink"/>
+          <w:rFonts w:ascii="Times New Roman" w:eastAsiaTheme="minorHAnsi" w:hAnsi="Times New Roman" w:cs="Times New Roman"/>
           <w:b/>
           <w:bCs/>
           <w:color w:val="4472C4" w:themeColor="accent1"/>
@@ -32,10 +30,26 @@
           <w:u w:val="none"/>
           <w:shd w:val="clear" w:color="auto" w:fill="FFFFFF"/>
         </w:rPr>
-        <w:t>AABHA DENTAL CLINIC &amp; SMILE CENTER</w:t>
+        <w:t xml:space="preserve">AABHA DENTAL CLINIC &amp; SMILE </w:t>
+      </w:r>
+      <w:bookmarkStart w:id="0" w:name="_GoBack"/>
+      <w:bookmarkEnd w:id="0"/>
+      <w:r>
+        <w:rPr>
+          <w:rStyle w:val="Hyperlink"/>
+          <w:rFonts w:ascii="Times New Roman" w:eastAsiaTheme="minorHAnsi" w:hAnsi="Times New Roman" w:cs="Times New Roman"/>
+          <w:b/>
+          <w:bCs/>
+          <w:color w:val="4472C4" w:themeColor="accent1"/>
+          <w:spacing w:val="0"/>
+          <w:sz w:val="48"/>
+          <w:szCs w:val="144"/>
+          <w:u w:val="none"/>
+          <w:shd w:val="clear" w:color="auto" w:fill="FFFFFF"/>
+        </w:rPr>
+        <w:t>CENTER</w:t>
       </w:r>
     </w:p>
-    <w:p/>
     <w:p>
       <w:pPr>
         <w:pBdr>
@@ -45,7 +59,7 @@
         <w:outlineLvl w:val="0"/>
         <w:rPr>
           <w:rStyle w:val="Hyperlink"/>
-          <w:rFonts w:ascii="Arimo Fallback" w:hAnsi="Arimo Fallback"/>
+          <w:rFonts w:ascii="Times New Roman" w:hAnsi="Times New Roman" w:cs="Times New Roman"/>
           <w:color w:val="111827"/>
           <w:sz w:val="28"/>
           <w:szCs w:val="28"/>
@@ -56,7 +70,7 @@
       <w:r>
         <w:rPr>
           <w:rStyle w:val="Hyperlink"/>
-          <w:rFonts w:ascii="Arimo Fallback" w:hAnsi="Arimo Fallback"/>
+          <w:rFonts w:ascii="Times New Roman" w:hAnsi="Times New Roman" w:cs="Times New Roman"/>
           <w:color w:val="000000" w:themeColor="text1"/>
           <w:sz w:val="28"/>
           <w:szCs w:val="28"/>
@@ -68,7 +82,7 @@
       <w:r>
         <w:rPr>
           <w:rStyle w:val="Hyperlink"/>
-          <w:rFonts w:ascii="Arimo Fallback" w:hAnsi="Arimo Fallback"/>
+          <w:rFonts w:ascii="Times New Roman" w:hAnsi="Times New Roman" w:cs="Times New Roman"/>
           <w:color w:val="000000" w:themeColor="text1"/>
           <w:sz w:val="28"/>
           <w:szCs w:val="28"/>
@@ -80,7 +94,7 @@
       <w:r>
         <w:rPr>
           <w:rStyle w:val="Hyperlink"/>
-          <w:rFonts w:ascii="Arimo Fallback" w:hAnsi="Arimo Fallback"/>
+          <w:rFonts w:ascii="Times New Roman" w:hAnsi="Times New Roman" w:cs="Times New Roman"/>
           <w:color w:val="000000" w:themeColor="text1"/>
           <w:sz w:val="28"/>
           <w:szCs w:val="28"/>
@@ -93,7 +107,7 @@
       <w:r>
         <w:rPr>
           <w:rStyle w:val="Hyperlink"/>
-          <w:rFonts w:ascii="Arimo Fallback" w:hAnsi="Arimo Fallback"/>
+          <w:rFonts w:ascii="Times New Roman" w:hAnsi="Times New Roman" w:cs="Times New Roman"/>
           <w:color w:val="000000" w:themeColor="text1"/>
           <w:sz w:val="28"/>
           <w:szCs w:val="28"/>
@@ -106,7 +120,7 @@
       <w:r>
         <w:rPr>
           <w:rStyle w:val="Hyperlink"/>
-          <w:rFonts w:ascii="Arimo Fallback" w:hAnsi="Arimo Fallback"/>
+          <w:rFonts w:ascii="Times New Roman" w:hAnsi="Times New Roman" w:cs="Times New Roman"/>
           <w:color w:val="000000" w:themeColor="text1"/>
           <w:sz w:val="28"/>
           <w:szCs w:val="28"/>
@@ -118,7 +132,7 @@
       <w:r>
         <w:rPr>
           <w:rStyle w:val="Hyperlink"/>
-          <w:rFonts w:ascii="Arimo Fallback" w:hAnsi="Arimo Fallback"/>
+          <w:rFonts w:ascii="Times New Roman" w:hAnsi="Times New Roman" w:cs="Times New Roman"/>
           <w:color w:val="000000" w:themeColor="text1"/>
           <w:sz w:val="28"/>
           <w:szCs w:val="28"/>
@@ -130,7 +144,7 @@
       <w:r>
         <w:rPr>
           <w:rStyle w:val="Hyperlink"/>
-          <w:rFonts w:ascii="Arimo Fallback" w:hAnsi="Arimo Fallback"/>
+          <w:rFonts w:ascii="Times New Roman" w:hAnsi="Times New Roman" w:cs="Times New Roman"/>
           <w:color w:val="000000" w:themeColor="text1"/>
           <w:sz w:val="28"/>
           <w:szCs w:val="28"/>
@@ -142,7 +156,7 @@
       <w:r>
         <w:rPr>
           <w:rStyle w:val="Hyperlink"/>
-          <w:rFonts w:ascii="Arimo Fallback" w:hAnsi="Arimo Fallback"/>
+          <w:rFonts w:ascii="Times New Roman" w:hAnsi="Times New Roman" w:cs="Times New Roman"/>
           <w:color w:val="000000" w:themeColor="text1"/>
           <w:sz w:val="28"/>
           <w:szCs w:val="28"/>
@@ -151,11 +165,11 @@
         </w:rPr>
         <w:t xml:space="preserve"> </w:t>
       </w:r>
-      <w:hyperlink r:id="rId7" w:history="1">
+      <w:hyperlink r:id="rId8" w:history="1">
         <w:r>
           <w:rPr>
             <w:rStyle w:val="Hyperlink"/>
-            <w:rFonts w:ascii="Arimo Fallback" w:hAnsi="Arimo Fallback"/>
+            <w:rFonts w:ascii="Times New Roman" w:hAnsi="Times New Roman" w:cs="Times New Roman"/>
             <w:color w:val="000000" w:themeColor="text1"/>
             <w:sz w:val="28"/>
             <w:szCs w:val="28"/>
@@ -168,25 +182,10 @@
     </w:p>
     <w:p>
       <w:pPr>
-        <w:spacing w:before="100" w:beforeAutospacing="1" w:after="100" w:afterAutospacing="1" w:line="360" w:lineRule="auto"/>
-        <w:outlineLvl w:val="0"/>
-        <w:rPr>
-          <w:rStyle w:val="Hyperlink"/>
-          <w:rFonts w:ascii="Arimo Fallback" w:hAnsi="Arimo Fallback"/>
-          <w:color w:val="111827"/>
-          <w:sz w:val="28"/>
-          <w:szCs w:val="28"/>
-          <w:u w:val="none"/>
-          <w:shd w:val="clear" w:color="auto" w:fill="FFFFFF"/>
-        </w:rPr>
-      </w:pPr>
-    </w:p>
-    <w:p>
-      <w:pPr>
         <w:pStyle w:val="Subtitle"/>
         <w:jc w:val="center"/>
         <w:rPr>
-          <w:rFonts w:ascii="Arimo Fallback" w:eastAsiaTheme="minorHAnsi" w:hAnsi="Arimo Fallback"/>
+          <w:rFonts w:ascii="Times New Roman" w:eastAsiaTheme="minorHAnsi" w:hAnsi="Times New Roman" w:cs="Times New Roman"/>
           <w:color w:val="2F5496" w:themeColor="accent1" w:themeShade="BF"/>
           <w:spacing w:val="0"/>
           <w:sz w:val="48"/>
@@ -197,7 +196,7 @@
       <w:r>
         <w:rPr>
           <w:rStyle w:val="Hyperlink"/>
-          <w:rFonts w:ascii="Arimo Fallback" w:eastAsiaTheme="minorHAnsi" w:hAnsi="Arimo Fallback"/>
+          <w:rFonts w:ascii="Times New Roman" w:eastAsiaTheme="minorHAnsi" w:hAnsi="Times New Roman" w:cs="Times New Roman"/>
           <w:color w:val="2F5496" w:themeColor="accent1" w:themeShade="BF"/>
           <w:spacing w:val="0"/>
           <w:sz w:val="48"/>
@@ -205,26 +204,27 @@
           <w:u w:val="none"/>
           <w:shd w:val="clear" w:color="auto" w:fill="FFFFFF"/>
         </w:rPr>
-        <w:t>CERTIFICATE OF COMPLETION</w:t>
+        <w:t>CERTIFICATE</w:t>
       </w:r>
     </w:p>
     <w:p>
       <w:pPr>
         <w:spacing w:before="100" w:beforeAutospacing="1" w:after="100" w:afterAutospacing="1" w:line="360" w:lineRule="auto"/>
-        <w:rPr>
-          <w:rStyle w:val="Hyperlink"/>
-          <w:rFonts w:ascii="Arimo Fallback" w:hAnsi="Arimo Fallback"/>
-          <w:color w:val="000000" w:themeColor="text1"/>
-          <w:sz w:val="30"/>
-          <w:szCs w:val="36"/>
-          <w:u w:val="none"/>
-          <w:shd w:val="clear" w:color="auto" w:fill="FFFFFF"/>
-        </w:rPr>
-      </w:pPr>
-      <w:r>
-        <w:rPr>
-          <w:rStyle w:val="Hyperlink"/>
-          <w:rFonts w:ascii="Arimo Fallback" w:hAnsi="Arimo Fallback"/>
+        <w:jc w:val="both"/>
+        <w:rPr>
+          <w:rStyle w:val="Hyperlink"/>
+          <w:rFonts w:ascii="Times New Roman" w:hAnsi="Times New Roman" w:cs="Times New Roman"/>
+          <w:color w:val="000000" w:themeColor="text1"/>
+          <w:sz w:val="30"/>
+          <w:szCs w:val="36"/>
+          <w:u w:val="none"/>
+          <w:shd w:val="clear" w:color="auto" w:fill="FFFFFF"/>
+        </w:rPr>
+      </w:pPr>
+      <w:r>
+        <w:rPr>
+          <w:rStyle w:val="Hyperlink"/>
+          <w:rFonts w:ascii="Times New Roman" w:hAnsi="Times New Roman" w:cs="Times New Roman"/>
           <w:color w:val="000000" w:themeColor="text1"/>
           <w:sz w:val="30"/>
           <w:szCs w:val="36"/>
@@ -236,7 +236,7 @@
       <w:r>
         <w:rPr>
           <w:rStyle w:val="Hyperlink"/>
-          <w:rFonts w:ascii="Arimo Fallback" w:hAnsi="Arimo Fallback"/>
+          <w:rFonts w:ascii="Times New Roman" w:hAnsi="Times New Roman" w:cs="Times New Roman"/>
           <w:b/>
           <w:bCs/>
           <w:color w:val="000000" w:themeColor="text1"/>
@@ -250,7 +250,7 @@
       <w:r>
         <w:rPr>
           <w:rStyle w:val="Hyperlink"/>
-          <w:rFonts w:ascii="Arimo Fallback" w:hAnsi="Arimo Fallback"/>
+          <w:rFonts w:ascii="Times New Roman" w:hAnsi="Times New Roman" w:cs="Times New Roman"/>
           <w:color w:val="000000" w:themeColor="text1"/>
           <w:sz w:val="30"/>
           <w:szCs w:val="36"/>
@@ -262,7 +262,7 @@
       <w:r>
         <w:rPr>
           <w:rStyle w:val="Hyperlink"/>
-          <w:rFonts w:ascii="Arimo Fallback" w:hAnsi="Arimo Fallback"/>
+          <w:rFonts w:ascii="Times New Roman" w:hAnsi="Times New Roman" w:cs="Times New Roman"/>
           <w:b/>
           <w:bCs/>
           <w:color w:val="000000" w:themeColor="text1"/>
@@ -276,7 +276,7 @@
       <w:r>
         <w:rPr>
           <w:rStyle w:val="Hyperlink"/>
-          <w:rFonts w:ascii="Arimo Fallback" w:hAnsi="Arimo Fallback"/>
+          <w:rFonts w:ascii="Times New Roman" w:hAnsi="Times New Roman" w:cs="Times New Roman"/>
           <w:color w:val="000000" w:themeColor="text1"/>
           <w:sz w:val="30"/>
           <w:szCs w:val="36"/>
@@ -288,7 +288,7 @@
       <w:r>
         <w:rPr>
           <w:rStyle w:val="Hyperlink"/>
-          <w:rFonts w:ascii="Arimo Fallback" w:hAnsi="Arimo Fallback"/>
+          <w:rFonts w:ascii="Times New Roman" w:hAnsi="Times New Roman" w:cs="Times New Roman"/>
           <w:color w:val="000000" w:themeColor="text1"/>
           <w:sz w:val="30"/>
           <w:szCs w:val="36"/>
@@ -300,7 +300,7 @@
       <w:r>
         <w:rPr>
           <w:rStyle w:val="Hyperlink"/>
-          <w:rFonts w:ascii="Arimo Fallback" w:hAnsi="Arimo Fallback"/>
+          <w:rFonts w:ascii="Times New Roman" w:hAnsi="Times New Roman" w:cs="Times New Roman"/>
           <w:b/>
           <w:bCs/>
           <w:color w:val="000000" w:themeColor="text1"/>
@@ -314,7 +314,7 @@
       <w:r>
         <w:rPr>
           <w:rStyle w:val="Hyperlink"/>
-          <w:rFonts w:ascii="Arimo Fallback" w:hAnsi="Arimo Fallback"/>
+          <w:rFonts w:ascii="Times New Roman" w:hAnsi="Times New Roman" w:cs="Times New Roman"/>
           <w:b/>
           <w:bCs/>
           <w:color w:val="000000" w:themeColor="text1"/>
@@ -328,7 +328,7 @@
       <w:r>
         <w:rPr>
           <w:rStyle w:val="Hyperlink"/>
-          <w:rFonts w:ascii="Arimo Fallback" w:hAnsi="Arimo Fallback"/>
+          <w:rFonts w:ascii="Times New Roman" w:hAnsi="Times New Roman" w:cs="Times New Roman"/>
           <w:b/>
           <w:bCs/>
           <w:color w:val="000000" w:themeColor="text1"/>
@@ -342,7 +342,7 @@
       <w:r>
         <w:rPr>
           <w:rStyle w:val="Hyperlink"/>
-          <w:rFonts w:ascii="Arimo Fallback" w:hAnsi="Arimo Fallback"/>
+          <w:rFonts w:ascii="Times New Roman" w:hAnsi="Times New Roman" w:cs="Times New Roman"/>
           <w:color w:val="000000" w:themeColor="text1"/>
           <w:sz w:val="30"/>
           <w:szCs w:val="36"/>
@@ -355,7 +355,7 @@
       <w:r>
         <w:rPr>
           <w:rStyle w:val="Hyperlink"/>
-          <w:rFonts w:ascii="Arimo Fallback" w:hAnsi="Arimo Fallback"/>
+          <w:rFonts w:ascii="Times New Roman" w:hAnsi="Times New Roman" w:cs="Times New Roman"/>
           <w:color w:val="000000" w:themeColor="text1"/>
           <w:sz w:val="30"/>
           <w:szCs w:val="36"/>
@@ -368,7 +368,7 @@
       <w:r>
         <w:rPr>
           <w:rStyle w:val="Hyperlink"/>
-          <w:rFonts w:ascii="Arimo Fallback" w:hAnsi="Arimo Fallback"/>
+          <w:rFonts w:ascii="Times New Roman" w:hAnsi="Times New Roman" w:cs="Times New Roman"/>
           <w:color w:val="000000" w:themeColor="text1"/>
           <w:sz w:val="30"/>
           <w:szCs w:val="36"/>
@@ -381,20 +381,21 @@
     <w:p>
       <w:pPr>
         <w:spacing w:before="100" w:beforeAutospacing="1" w:after="100" w:afterAutospacing="1" w:line="360" w:lineRule="auto"/>
-        <w:rPr>
-          <w:rStyle w:val="Hyperlink"/>
-          <w:rFonts w:ascii="Arimo Fallback" w:hAnsi="Arimo Fallback"/>
-          <w:color w:val="000000" w:themeColor="text1"/>
-          <w:sz w:val="30"/>
-          <w:szCs w:val="36"/>
-          <w:u w:val="none"/>
-          <w:shd w:val="clear" w:color="auto" w:fill="FFFFFF"/>
-        </w:rPr>
-      </w:pPr>
-      <w:r>
-        <w:rPr>
-          <w:rStyle w:val="Hyperlink"/>
-          <w:rFonts w:ascii="Arimo Fallback" w:hAnsi="Arimo Fallback"/>
+        <w:jc w:val="both"/>
+        <w:rPr>
+          <w:rStyle w:val="Hyperlink"/>
+          <w:rFonts w:ascii="Times New Roman" w:hAnsi="Times New Roman" w:cs="Times New Roman"/>
+          <w:color w:val="000000" w:themeColor="text1"/>
+          <w:sz w:val="30"/>
+          <w:szCs w:val="36"/>
+          <w:u w:val="none"/>
+          <w:shd w:val="clear" w:color="auto" w:fill="FFFFFF"/>
+        </w:rPr>
+      </w:pPr>
+      <w:r>
+        <w:rPr>
+          <w:rStyle w:val="Hyperlink"/>
+          <w:rFonts w:ascii="Times New Roman" w:hAnsi="Times New Roman" w:cs="Times New Roman"/>
           <w:color w:val="000000" w:themeColor="text1"/>
           <w:sz w:val="30"/>
           <w:szCs w:val="36"/>
@@ -407,20 +408,21 @@
     <w:p>
       <w:pPr>
         <w:spacing w:before="100" w:beforeAutospacing="1" w:after="100" w:afterAutospacing="1" w:line="360" w:lineRule="auto"/>
-        <w:rPr>
-          <w:rStyle w:val="Hyperlink"/>
-          <w:rFonts w:ascii="Arimo Fallback" w:hAnsi="Arimo Fallback"/>
-          <w:color w:val="000000" w:themeColor="text1"/>
-          <w:sz w:val="30"/>
-          <w:szCs w:val="36"/>
-          <w:u w:val="none"/>
-          <w:shd w:val="clear" w:color="auto" w:fill="FFFFFF"/>
-        </w:rPr>
-      </w:pPr>
-      <w:r>
-        <w:rPr>
-          <w:rStyle w:val="Hyperlink"/>
-          <w:rFonts w:ascii="Arimo Fallback" w:hAnsi="Arimo Fallback"/>
+        <w:jc w:val="both"/>
+        <w:rPr>
+          <w:rStyle w:val="Hyperlink"/>
+          <w:rFonts w:ascii="Times New Roman" w:hAnsi="Times New Roman" w:cs="Times New Roman"/>
+          <w:color w:val="000000" w:themeColor="text1"/>
+          <w:sz w:val="30"/>
+          <w:szCs w:val="36"/>
+          <w:u w:val="none"/>
+          <w:shd w:val="clear" w:color="auto" w:fill="FFFFFF"/>
+        </w:rPr>
+      </w:pPr>
+      <w:r>
+        <w:rPr>
+          <w:rStyle w:val="Hyperlink"/>
+          <w:rFonts w:ascii="Times New Roman" w:hAnsi="Times New Roman" w:cs="Times New Roman"/>
           <w:color w:val="000000" w:themeColor="text1"/>
           <w:sz w:val="30"/>
           <w:szCs w:val="36"/>
@@ -443,7 +445,7 @@
       <w:r>
         <w:rPr>
           <w:rStyle w:val="Hyperlink"/>
-          <w:rFonts w:ascii="Arimo Fallback" w:hAnsi="Arimo Fallback"/>
+          <w:rFonts w:ascii="Times New Roman" w:hAnsi="Times New Roman" w:cs="Times New Roman"/>
           <w:color w:val="000000" w:themeColor="text1"/>
           <w:sz w:val="30"/>
           <w:szCs w:val="36"/>
@@ -455,7 +457,7 @@
       <w:r>
         <w:rPr>
           <w:rStyle w:val="Hyperlink"/>
-          <w:rFonts w:ascii="Arimo Fallback" w:hAnsi="Arimo Fallback"/>
+          <w:rFonts w:ascii="Times New Roman" w:hAnsi="Times New Roman" w:cs="Times New Roman"/>
           <w:color w:val="000000" w:themeColor="text1"/>
           <w:sz w:val="30"/>
           <w:szCs w:val="36"/>
@@ -471,18 +473,18 @@
         <w:spacing w:line="360" w:lineRule="auto"/>
         <w:rPr>
           <w:rStyle w:val="Hyperlink"/>
-          <w:rFonts w:ascii="Arimo Fallback" w:hAnsi="Arimo Fallback"/>
-          <w:color w:val="000000" w:themeColor="text1"/>
-          <w:sz w:val="30"/>
-          <w:szCs w:val="36"/>
-          <w:u w:val="none"/>
-          <w:shd w:val="clear" w:color="auto" w:fill="FFFFFF"/>
-        </w:rPr>
-      </w:pPr>
-      <w:r>
-        <w:rPr>
-          <w:rStyle w:val="Hyperlink"/>
-          <w:rFonts w:ascii="Arimo Fallback" w:hAnsi="Arimo Fallback"/>
+          <w:rFonts w:ascii="Times New Roman" w:hAnsi="Times New Roman" w:cs="Times New Roman"/>
+          <w:color w:val="000000" w:themeColor="text1"/>
+          <w:sz w:val="30"/>
+          <w:szCs w:val="36"/>
+          <w:u w:val="none"/>
+          <w:shd w:val="clear" w:color="auto" w:fill="FFFFFF"/>
+        </w:rPr>
+      </w:pPr>
+      <w:r>
+        <w:rPr>
+          <w:rStyle w:val="Hyperlink"/>
+          <w:rFonts w:ascii="Times New Roman" w:hAnsi="Times New Roman" w:cs="Times New Roman"/>
           <w:color w:val="000000" w:themeColor="text1"/>
           <w:sz w:val="30"/>
           <w:szCs w:val="36"/>
@@ -491,8 +493,6 @@
         </w:rPr>
         <w:t xml:space="preserve">Date: </w:t>
       </w:r>
-      <w:bookmarkStart w:id="0" w:name="_GoBack"/>
-      <w:bookmarkEnd w:id="0"/>
     </w:p>
     <w:p>
       <w:pPr>
@@ -500,18 +500,18 @@
         <w:spacing w:line="360" w:lineRule="auto"/>
         <w:rPr>
           <w:rStyle w:val="Hyperlink"/>
-          <w:rFonts w:ascii="Arimo Fallback" w:hAnsi="Arimo Fallback"/>
-          <w:color w:val="000000" w:themeColor="text1"/>
-          <w:sz w:val="30"/>
-          <w:szCs w:val="36"/>
-          <w:u w:val="none"/>
-          <w:shd w:val="clear" w:color="auto" w:fill="FFFFFF"/>
-        </w:rPr>
-      </w:pPr>
-      <w:r>
-        <w:rPr>
-          <w:rStyle w:val="Hyperlink"/>
-          <w:rFonts w:ascii="Arimo Fallback" w:hAnsi="Arimo Fallback"/>
+          <w:rFonts w:ascii="Times New Roman" w:hAnsi="Times New Roman" w:cs="Times New Roman"/>
+          <w:color w:val="000000" w:themeColor="text1"/>
+          <w:sz w:val="30"/>
+          <w:szCs w:val="36"/>
+          <w:u w:val="none"/>
+          <w:shd w:val="clear" w:color="auto" w:fill="FFFFFF"/>
+        </w:rPr>
+      </w:pPr>
+      <w:r>
+        <w:rPr>
+          <w:rStyle w:val="Hyperlink"/>
+          <w:rFonts w:ascii="Times New Roman" w:hAnsi="Times New Roman" w:cs="Times New Roman"/>
           <w:color w:val="000000" w:themeColor="text1"/>
           <w:sz w:val="30"/>
           <w:szCs w:val="36"/>
@@ -528,8 +528,9 @@
         <w:jc w:val="right"/>
         <w:rPr>
           <w:rFonts w:ascii="Times New Roman" w:eastAsia="Times New Roman" w:hAnsi="Times New Roman" w:cs="Times New Roman"/>
-          <w:sz w:val="24"/>
-          <w:szCs w:val="24"/>
+          <w:vanish/>
+          <w:sz w:val="16"/>
+          <w:szCs w:val="14"/>
           <w:lang w:eastAsia="en-IN" w:bidi="mr-IN"/>
         </w:rPr>
       </w:pPr>
@@ -629,37 +630,33 @@
         </w:rPr>
         <w:t xml:space="preserve"> </w:t>
       </w:r>
-    </w:p>
-    <w:p>
-      <w:pPr>
-        <w:pBdr>
-          <w:top w:val="single" w:sz="6" w:space="1" w:color="auto"/>
-        </w:pBdr>
-        <w:spacing w:after="0" w:line="240" w:lineRule="auto"/>
-        <w:jc w:val="center"/>
-        <w:rPr>
-          <w:rFonts w:ascii="Arial" w:eastAsia="Times New Roman" w:hAnsi="Arial" w:cs="Arial"/>
+      <w:r>
+        <w:rPr>
+          <w:rFonts w:ascii="Times New Roman" w:eastAsia="Times New Roman" w:hAnsi="Times New Roman" w:cs="Times New Roman"/>
           <w:vanish/>
           <w:sz w:val="16"/>
           <w:szCs w:val="14"/>
           <w:lang w:eastAsia="en-IN" w:bidi="mr-IN"/>
         </w:rPr>
-      </w:pPr>
-      <w:r>
-        <w:rPr>
-          <w:rFonts w:ascii="Arial" w:eastAsia="Times New Roman" w:hAnsi="Arial" w:cs="Arial"/>
-          <w:vanish/>
-          <w:sz w:val="16"/>
-          <w:szCs w:val="14"/>
-          <w:lang w:eastAsia="en-IN" w:bidi="mr-IN"/>
-        </w:rPr>
         <w:t>Bottom of Form</w:t>
       </w:r>
     </w:p>
-    <w:p/>
+    <w:p>
+      <w:pPr>
+        <w:rPr>
+          <w:rFonts w:ascii="Times New Roman" w:hAnsi="Times New Roman" w:cs="Times New Roman"/>
+        </w:rPr>
+      </w:pPr>
+    </w:p>
     <w:sectPr>
+      <w:headerReference w:type="even" r:id="rId9"/>
+      <w:headerReference w:type="default" r:id="rId10"/>
+      <w:footerReference w:type="even" r:id="rId11"/>
+      <w:footerReference w:type="default" r:id="rId12"/>
+      <w:headerReference w:type="first" r:id="rId13"/>
+      <w:footerReference w:type="first" r:id="rId14"/>
       <w:pgSz w:w="11906" w:h="16838"/>
-      <w:pgMar w:top="720" w:right="720" w:bottom="720" w:left="720" w:header="708" w:footer="708" w:gutter="0"/>
+      <w:pgMar w:top="1440" w:right="1440" w:bottom="1440" w:left="1440" w:header="708" w:footer="708" w:gutter="0"/>
       <w:cols w:space="708"/>
       <w:docGrid w:linePitch="360"/>
     </w:sectPr>
@@ -692,6 +689,36 @@
 </w:endnotes>
 </file>
 
+<file path=word/footer1.xml><?xml version="1.0" encoding="utf-8"?>
+<w:ftr xmlns:wpc="http://schemas.microsoft.com/office/word/2010/wordprocessingCanvas" xmlns:cx="http://schemas.microsoft.com/office/drawing/2014/chartex" xmlns:cx1="http://schemas.microsoft.com/office/drawing/2015/9/8/chartex" xmlns:cx2="http://schemas.microsoft.com/office/drawing/2015/10/21/chartex" xmlns:cx3="http://schemas.microsoft.com/office/drawing/2016/5/9/chartex" xmlns:cx4="http://schemas.microsoft.com/office/drawing/2016/5/10/chartex" xmlns:cx5="http://schemas.microsoft.com/office/drawing/2016/5/11/chartex" xmlns:cx6="http://schemas.microsoft.com/office/drawing/2016/5/12/chartex" xmlns:cx7="http://schemas.microsoft.com/office/drawing/2016/5/13/chartex" xmlns:cx8="http://schemas.microsoft.com/office/drawing/2016/5/14/chartex" xmlns:mc="http://schemas.openxmlformats.org/markup-compatibility/2006" xmlns:aink="http://schemas.microsoft.com/office/drawing/2016/ink" xmlns:am3d="http://schemas.microsoft.com/office/drawing/2017/model3d" xmlns:o="urn:schemas-microsoft-com:office:office" xmlns:r="http://schemas.openxmlformats.org/officeDocument/2006/relationships" xmlns:m="http://schemas.openxmlformats.org/officeDocument/2006/math" xmlns:v="urn:schemas-microsoft-com:vml" xmlns:wp14="http://schemas.microsoft.com/office/word/2010/wordprocessingDrawing" xmlns:wp="http://schemas.openxmlformats.org/drawingml/2006/wordprocessingDrawing" xmlns:w10="urn:schemas-microsoft-com:office:word" xmlns:w="http://schemas.openxmlformats.org/wordprocessingml/2006/main" xmlns:w14="http://schemas.microsoft.com/office/word/2010/wordml" xmlns:w15="http://schemas.microsoft.com/office/word/2012/wordml" xmlns:w16cid="http://schemas.microsoft.com/office/word/2016/wordml/cid" xmlns:w16se="http://schemas.microsoft.com/office/word/2015/wordml/symex" xmlns:wpg="http://schemas.microsoft.com/office/word/2010/wordprocessingGroup" xmlns:wpi="http://schemas.microsoft.com/office/word/2010/wordprocessingInk" xmlns:wne="http://schemas.microsoft.com/office/word/2006/wordml" xmlns:wps="http://schemas.microsoft.com/office/word/2010/wordprocessingShape" mc:Ignorable="w14 w15 w16se w16cid wp14">
+  <w:p>
+    <w:pPr>
+      <w:pStyle w:val="Footer"/>
+    </w:pPr>
+  </w:p>
+</w:ftr>
+</file>
+
+<file path=word/footer2.xml><?xml version="1.0" encoding="utf-8"?>
+<w:ftr xmlns:wpc="http://schemas.microsoft.com/office/word/2010/wordprocessingCanvas" xmlns:cx="http://schemas.microsoft.com/office/drawing/2014/chartex" xmlns:cx1="http://schemas.microsoft.com/office/drawing/2015/9/8/chartex" xmlns:cx2="http://schemas.microsoft.com/office/drawing/2015/10/21/chartex" xmlns:cx3="http://schemas.microsoft.com/office/drawing/2016/5/9/chartex" xmlns:cx4="http://schemas.microsoft.com/office/drawing/2016/5/10/chartex" xmlns:cx5="http://schemas.microsoft.com/office/drawing/2016/5/11/chartex" xmlns:cx6="http://schemas.microsoft.com/office/drawing/2016/5/12/chartex" xmlns:cx7="http://schemas.microsoft.com/office/drawing/2016/5/13/chartex" xmlns:cx8="http://schemas.microsoft.com/office/drawing/2016/5/14/chartex" xmlns:mc="http://schemas.openxmlformats.org/markup-compatibility/2006" xmlns:aink="http://schemas.microsoft.com/office/drawing/2016/ink" xmlns:am3d="http://schemas.microsoft.com/office/drawing/2017/model3d" xmlns:o="urn:schemas-microsoft-com:office:office" xmlns:r="http://schemas.openxmlformats.org/officeDocument/2006/relationships" xmlns:m="http://schemas.openxmlformats.org/officeDocument/2006/math" xmlns:v="urn:schemas-microsoft-com:vml" xmlns:wp14="http://schemas.microsoft.com/office/word/2010/wordprocessingDrawing" xmlns:wp="http://schemas.openxmlformats.org/drawingml/2006/wordprocessingDrawing" xmlns:w10="urn:schemas-microsoft-com:office:word" xmlns:w="http://schemas.openxmlformats.org/wordprocessingml/2006/main" xmlns:w14="http://schemas.microsoft.com/office/word/2010/wordml" xmlns:w15="http://schemas.microsoft.com/office/word/2012/wordml" xmlns:w16cid="http://schemas.microsoft.com/office/word/2016/wordml/cid" xmlns:w16se="http://schemas.microsoft.com/office/word/2015/wordml/symex" xmlns:wpg="http://schemas.microsoft.com/office/word/2010/wordprocessingGroup" xmlns:wpi="http://schemas.microsoft.com/office/word/2010/wordprocessingInk" xmlns:wne="http://schemas.microsoft.com/office/word/2006/wordml" xmlns:wps="http://schemas.microsoft.com/office/word/2010/wordprocessingShape" mc:Ignorable="w14 w15 w16se w16cid wp14">
+  <w:p>
+    <w:pPr>
+      <w:pStyle w:val="Footer"/>
+    </w:pPr>
+  </w:p>
+</w:ftr>
+</file>
+
+<file path=word/footer3.xml><?xml version="1.0" encoding="utf-8"?>
+<w:ftr xmlns:wpc="http://schemas.microsoft.com/office/word/2010/wordprocessingCanvas" xmlns:cx="http://schemas.microsoft.com/office/drawing/2014/chartex" xmlns:cx1="http://schemas.microsoft.com/office/drawing/2015/9/8/chartex" xmlns:cx2="http://schemas.microsoft.com/office/drawing/2015/10/21/chartex" xmlns:cx3="http://schemas.microsoft.com/office/drawing/2016/5/9/chartex" xmlns:cx4="http://schemas.microsoft.com/office/drawing/2016/5/10/chartex" xmlns:cx5="http://schemas.microsoft.com/office/drawing/2016/5/11/chartex" xmlns:cx6="http://schemas.microsoft.com/office/drawing/2016/5/12/chartex" xmlns:cx7="http://schemas.microsoft.com/office/drawing/2016/5/13/chartex" xmlns:cx8="http://schemas.microsoft.com/office/drawing/2016/5/14/chartex" xmlns:mc="http://schemas.openxmlformats.org/markup-compatibility/2006" xmlns:aink="http://schemas.microsoft.com/office/drawing/2016/ink" xmlns:am3d="http://schemas.microsoft.com/office/drawing/2017/model3d" xmlns:o="urn:schemas-microsoft-com:office:office" xmlns:r="http://schemas.openxmlformats.org/officeDocument/2006/relationships" xmlns:m="http://schemas.openxmlformats.org/officeDocument/2006/math" xmlns:v="urn:schemas-microsoft-com:vml" xmlns:wp14="http://schemas.microsoft.com/office/word/2010/wordprocessingDrawing" xmlns:wp="http://schemas.openxmlformats.org/drawingml/2006/wordprocessingDrawing" xmlns:w10="urn:schemas-microsoft-com:office:word" xmlns:w="http://schemas.openxmlformats.org/wordprocessingml/2006/main" xmlns:w14="http://schemas.microsoft.com/office/word/2010/wordml" xmlns:w15="http://schemas.microsoft.com/office/word/2012/wordml" xmlns:w16cid="http://schemas.microsoft.com/office/word/2016/wordml/cid" xmlns:w16se="http://schemas.microsoft.com/office/word/2015/wordml/symex" xmlns:wpg="http://schemas.microsoft.com/office/word/2010/wordprocessingGroup" xmlns:wpi="http://schemas.microsoft.com/office/word/2010/wordprocessingInk" xmlns:wne="http://schemas.microsoft.com/office/word/2006/wordml" xmlns:wps="http://schemas.microsoft.com/office/word/2010/wordprocessingShape" mc:Ignorable="w14 w15 w16se w16cid wp14">
+  <w:p>
+    <w:pPr>
+      <w:pStyle w:val="Footer"/>
+    </w:pPr>
+  </w:p>
+</w:ftr>
+</file>
+
 <file path=word/footnotes.xml><?xml version="1.0" encoding="utf-8"?>
 <w:footnotes xmlns:wpc="http://schemas.microsoft.com/office/word/2010/wordprocessingCanvas" xmlns:cx="http://schemas.microsoft.com/office/drawing/2014/chartex" xmlns:cx1="http://schemas.microsoft.com/office/drawing/2015/9/8/chartex" xmlns:cx2="http://schemas.microsoft.com/office/drawing/2015/10/21/chartex" xmlns:cx3="http://schemas.microsoft.com/office/drawing/2016/5/9/chartex" xmlns:cx4="http://schemas.microsoft.com/office/drawing/2016/5/10/chartex" xmlns:cx5="http://schemas.microsoft.com/office/drawing/2016/5/11/chartex" xmlns:cx6="http://schemas.microsoft.com/office/drawing/2016/5/12/chartex" xmlns:cx7="http://schemas.microsoft.com/office/drawing/2016/5/13/chartex" xmlns:cx8="http://schemas.microsoft.com/office/drawing/2016/5/14/chartex" xmlns:mc="http://schemas.openxmlformats.org/markup-compatibility/2006" xmlns:aink="http://schemas.microsoft.com/office/drawing/2016/ink" xmlns:am3d="http://schemas.microsoft.com/office/drawing/2017/model3d" xmlns:o="urn:schemas-microsoft-com:office:office" xmlns:r="http://schemas.openxmlformats.org/officeDocument/2006/relationships" xmlns:m="http://schemas.openxmlformats.org/officeDocument/2006/math" xmlns:v="urn:schemas-microsoft-com:vml" xmlns:wp14="http://schemas.microsoft.com/office/word/2010/wordprocessingDrawing" xmlns:wp="http://schemas.openxmlformats.org/drawingml/2006/wordprocessingDrawing" xmlns:w10="urn:schemas-microsoft-com:office:word" xmlns:w="http://schemas.openxmlformats.org/wordprocessingml/2006/main" xmlns:w14="http://schemas.microsoft.com/office/word/2010/wordml" xmlns:w15="http://schemas.microsoft.com/office/word/2012/wordml" xmlns:w16cid="http://schemas.microsoft.com/office/word/2016/wordml/cid" xmlns:w16se="http://schemas.microsoft.com/office/word/2015/wordml/symex" xmlns:wpg="http://schemas.microsoft.com/office/word/2010/wordprocessingGroup" xmlns:wpi="http://schemas.microsoft.com/office/word/2010/wordprocessingInk" xmlns:wne="http://schemas.microsoft.com/office/word/2006/wordml" xmlns:wps="http://schemas.microsoft.com/office/word/2010/wordprocessingShape" mc:Ignorable="w14 w15 w16se w16cid wp14">
   <w:footnote w:type="separator" w:id="-1">
@@ -715,6 +742,36 @@
     </w:p>
   </w:footnote>
 </w:footnotes>
+</file>
+
+<file path=word/header1.xml><?xml version="1.0" encoding="utf-8"?>
+<w:hdr xmlns:wpc="http://schemas.microsoft.com/office/word/2010/wordprocessingCanvas" xmlns:cx="http://schemas.microsoft.com/office/drawing/2014/chartex" xmlns:cx1="http://schemas.microsoft.com/office/drawing/2015/9/8/chartex" xmlns:cx2="http://schemas.microsoft.com/office/drawing/2015/10/21/chartex" xmlns:cx3="http://schemas.microsoft.com/office/drawing/2016/5/9/chartex" xmlns:cx4="http://schemas.microsoft.com/office/drawing/2016/5/10/chartex" xmlns:cx5="http://schemas.microsoft.com/office/drawing/2016/5/11/chartex" xmlns:cx6="http://schemas.microsoft.com/office/drawing/2016/5/12/chartex" xmlns:cx7="http://schemas.microsoft.com/office/drawing/2016/5/13/chartex" xmlns:cx8="http://schemas.microsoft.com/office/drawing/2016/5/14/chartex" xmlns:mc="http://schemas.openxmlformats.org/markup-compatibility/2006" xmlns:aink="http://schemas.microsoft.com/office/drawing/2016/ink" xmlns:am3d="http://schemas.microsoft.com/office/drawing/2017/model3d" xmlns:o="urn:schemas-microsoft-com:office:office" xmlns:r="http://schemas.openxmlformats.org/officeDocument/2006/relationships" xmlns:m="http://schemas.openxmlformats.org/officeDocument/2006/math" xmlns:v="urn:schemas-microsoft-com:vml" xmlns:wp14="http://schemas.microsoft.com/office/word/2010/wordprocessingDrawing" xmlns:wp="http://schemas.openxmlformats.org/drawingml/2006/wordprocessingDrawing" xmlns:w10="urn:schemas-microsoft-com:office:word" xmlns:w="http://schemas.openxmlformats.org/wordprocessingml/2006/main" xmlns:w14="http://schemas.microsoft.com/office/word/2010/wordml" xmlns:w15="http://schemas.microsoft.com/office/word/2012/wordml" xmlns:w16cid="http://schemas.microsoft.com/office/word/2016/wordml/cid" xmlns:w16se="http://schemas.microsoft.com/office/word/2015/wordml/symex" xmlns:wpg="http://schemas.microsoft.com/office/word/2010/wordprocessingGroup" xmlns:wpi="http://schemas.microsoft.com/office/word/2010/wordprocessingInk" xmlns:wne="http://schemas.microsoft.com/office/word/2006/wordml" xmlns:wps="http://schemas.microsoft.com/office/word/2010/wordprocessingShape" mc:Ignorable="w14 w15 w16se w16cid wp14">
+  <w:p>
+    <w:pPr>
+      <w:pStyle w:val="Header"/>
+    </w:pPr>
+  </w:p>
+</w:hdr>
+</file>
+
+<file path=word/header2.xml><?xml version="1.0" encoding="utf-8"?>
+<w:hdr xmlns:wpc="http://schemas.microsoft.com/office/word/2010/wordprocessingCanvas" xmlns:cx="http://schemas.microsoft.com/office/drawing/2014/chartex" xmlns:cx1="http://schemas.microsoft.com/office/drawing/2015/9/8/chartex" xmlns:cx2="http://schemas.microsoft.com/office/drawing/2015/10/21/chartex" xmlns:cx3="http://schemas.microsoft.com/office/drawing/2016/5/9/chartex" xmlns:cx4="http://schemas.microsoft.com/office/drawing/2016/5/10/chartex" xmlns:cx5="http://schemas.microsoft.com/office/drawing/2016/5/11/chartex" xmlns:cx6="http://schemas.microsoft.com/office/drawing/2016/5/12/chartex" xmlns:cx7="http://schemas.microsoft.com/office/drawing/2016/5/13/chartex" xmlns:cx8="http://schemas.microsoft.com/office/drawing/2016/5/14/chartex" xmlns:mc="http://schemas.openxmlformats.org/markup-compatibility/2006" xmlns:aink="http://schemas.microsoft.com/office/drawing/2016/ink" xmlns:am3d="http://schemas.microsoft.com/office/drawing/2017/model3d" xmlns:o="urn:schemas-microsoft-com:office:office" xmlns:r="http://schemas.openxmlformats.org/officeDocument/2006/relationships" xmlns:m="http://schemas.openxmlformats.org/officeDocument/2006/math" xmlns:v="urn:schemas-microsoft-com:vml" xmlns:wp14="http://schemas.microsoft.com/office/word/2010/wordprocessingDrawing" xmlns:wp="http://schemas.openxmlformats.org/drawingml/2006/wordprocessingDrawing" xmlns:w10="urn:schemas-microsoft-com:office:word" xmlns:w="http://schemas.openxmlformats.org/wordprocessingml/2006/main" xmlns:w14="http://schemas.microsoft.com/office/word/2010/wordml" xmlns:w15="http://schemas.microsoft.com/office/word/2012/wordml" xmlns:w16cid="http://schemas.microsoft.com/office/word/2016/wordml/cid" xmlns:w16se="http://schemas.microsoft.com/office/word/2015/wordml/symex" xmlns:wpg="http://schemas.microsoft.com/office/word/2010/wordprocessingGroup" xmlns:wpi="http://schemas.microsoft.com/office/word/2010/wordprocessingInk" xmlns:wne="http://schemas.microsoft.com/office/word/2006/wordml" xmlns:wps="http://schemas.microsoft.com/office/word/2010/wordprocessingShape" mc:Ignorable="w14 w15 w16se w16cid wp14">
+  <w:p>
+    <w:pPr>
+      <w:pStyle w:val="Header"/>
+    </w:pPr>
+  </w:p>
+</w:hdr>
+</file>
+
+<file path=word/header3.xml><?xml version="1.0" encoding="utf-8"?>
+<w:hdr xmlns:wpc="http://schemas.microsoft.com/office/word/2010/wordprocessingCanvas" xmlns:cx="http://schemas.microsoft.com/office/drawing/2014/chartex" xmlns:cx1="http://schemas.microsoft.com/office/drawing/2015/9/8/chartex" xmlns:cx2="http://schemas.microsoft.com/office/drawing/2015/10/21/chartex" xmlns:cx3="http://schemas.microsoft.com/office/drawing/2016/5/9/chartex" xmlns:cx4="http://schemas.microsoft.com/office/drawing/2016/5/10/chartex" xmlns:cx5="http://schemas.microsoft.com/office/drawing/2016/5/11/chartex" xmlns:cx6="http://schemas.microsoft.com/office/drawing/2016/5/12/chartex" xmlns:cx7="http://schemas.microsoft.com/office/drawing/2016/5/13/chartex" xmlns:cx8="http://schemas.microsoft.com/office/drawing/2016/5/14/chartex" xmlns:mc="http://schemas.openxmlformats.org/markup-compatibility/2006" xmlns:aink="http://schemas.microsoft.com/office/drawing/2016/ink" xmlns:am3d="http://schemas.microsoft.com/office/drawing/2017/model3d" xmlns:o="urn:schemas-microsoft-com:office:office" xmlns:r="http://schemas.openxmlformats.org/officeDocument/2006/relationships" xmlns:m="http://schemas.openxmlformats.org/officeDocument/2006/math" xmlns:v="urn:schemas-microsoft-com:vml" xmlns:wp14="http://schemas.microsoft.com/office/word/2010/wordprocessingDrawing" xmlns:wp="http://schemas.openxmlformats.org/drawingml/2006/wordprocessingDrawing" xmlns:w10="urn:schemas-microsoft-com:office:word" xmlns:w="http://schemas.openxmlformats.org/wordprocessingml/2006/main" xmlns:w14="http://schemas.microsoft.com/office/word/2010/wordml" xmlns:w15="http://schemas.microsoft.com/office/word/2012/wordml" xmlns:w16cid="http://schemas.microsoft.com/office/word/2016/wordml/cid" xmlns:w16se="http://schemas.microsoft.com/office/word/2015/wordml/symex" xmlns:wpg="http://schemas.microsoft.com/office/word/2010/wordprocessingGroup" xmlns:wpi="http://schemas.microsoft.com/office/word/2010/wordprocessingInk" xmlns:wne="http://schemas.microsoft.com/office/word/2006/wordml" xmlns:wps="http://schemas.microsoft.com/office/word/2010/wordprocessingShape" mc:Ignorable="w14 w15 w16se w16cid wp14">
+  <w:p>
+    <w:pPr>
+      <w:pStyle w:val="Header"/>
+    </w:pPr>
+  </w:p>
+</w:hdr>
 </file>
 
 <file path=word/numbering.xml><?xml version="1.0" encoding="utf-8"?>
@@ -1850,4 +1907,16 @@
     </a:ext>
   </a:extLst>
 </a:theme>
+</file>
+
+<file path=customXml/item1.xml><?xml version="1.0" encoding="utf-8"?>
+<b:Sources xmlns:b="http://schemas.openxmlformats.org/officeDocument/2006/bibliography" xmlns="http://schemas.openxmlformats.org/officeDocument/2006/bibliography" SelectedStyle="\APASixthEditionOfficeOnline.xsl" StyleName="APA" Version="6"/>
+</file>
+
+<file path=customXml/itemProps1.xml><?xml version="1.0" encoding="utf-8"?>
+<ds:datastoreItem xmlns:ds="http://schemas.openxmlformats.org/officeDocument/2006/customXml" ds:itemID="{8E482E84-7F76-447A-A216-F4DC500C2E09}">
+  <ds:schemaRefs>
+    <ds:schemaRef ds:uri="http://schemas.openxmlformats.org/officeDocument/2006/bibliography"/>
+  </ds:schemaRefs>
+</ds:datastoreItem>
 </file>